--- a/templates/plananual/RELIGIÓN 1° A 5°/RELIGIÓN 5° - PROGRAMACIÓN CURRICULAR ANUAL .docx
+++ b/templates/plananual/RELIGIÓN 1° A 5°/RELIGIÓN 5° - PROGRAMACIÓN CURRICULAR ANUAL .docx
@@ -8691,6 +8691,7 @@
                 <w:szCs w:val="20"/>
               </w:rPr>
             </w:pPr>
+            <w:bookmarkStart w:id="1" w:name="_Hlk227075175"/>
             <w:r>
               <w:rPr>
                 <w:rFonts w:ascii="Arial Nova Cond" w:hAnsi="Arial Nova Cond" w:cs="Times New Roman"/>
@@ -8967,7 +8968,6 @@
           <w:tcPr>
             <w:tcW w:w="875" w:type="dxa"/>
             <w:vMerge w:val="restart"/>
-            <w:shd w:val="clear" w:color="auto" w:fill="auto"/>
             <w:vAlign w:val="center"/>
           </w:tcPr>
           <w:p>
@@ -9078,7 +9078,6 @@
         <w:tc>
           <w:tcPr>
             <w:tcW w:w="6169" w:type="dxa"/>
-            <w:shd w:val="clear" w:color="auto" w:fill="auto"/>
             <w:vAlign w:val="center"/>
           </w:tcPr>
           <w:p>
@@ -9113,7 +9112,6 @@
         <w:tc>
           <w:tcPr>
             <w:tcW w:w="2015" w:type="dxa"/>
-            <w:shd w:val="clear" w:color="auto" w:fill="auto"/>
             <w:vAlign w:val="center"/>
           </w:tcPr>
           <w:p>
@@ -9152,7 +9150,7 @@
               <w:autoSpaceDE w:val="0"/>
               <w:autoSpaceDN w:val="0"/>
               <w:adjustRightInd w:val="0"/>
-              <w:jc w:val="center"/>
+              <w:jc w:val="both"/>
               <w:rPr>
                 <w:rFonts w:ascii="Arial Nova Cond" w:hAnsi="Arial Nova Cond" w:cs="Arial"/>
                 <w:color w:val="000000"/>
@@ -9176,7 +9174,6 @@
         <w:tc>
           <w:tcPr>
             <w:tcW w:w="1337" w:type="dxa"/>
-            <w:shd w:val="clear" w:color="auto" w:fill="auto"/>
             <w:vAlign w:val="center"/>
           </w:tcPr>
           <w:p>
@@ -9215,7 +9212,6 @@
           <w:tcPr>
             <w:tcW w:w="875" w:type="dxa"/>
             <w:vMerge/>
-            <w:shd w:val="clear" w:color="auto" w:fill="auto"/>
             <w:vAlign w:val="center"/>
           </w:tcPr>
           <w:p>
@@ -9307,7 +9303,6 @@
         <w:tc>
           <w:tcPr>
             <w:tcW w:w="6169" w:type="dxa"/>
-            <w:shd w:val="clear" w:color="auto" w:fill="auto"/>
             <w:vAlign w:val="center"/>
           </w:tcPr>
           <w:p>
@@ -9342,7 +9337,6 @@
         <w:tc>
           <w:tcPr>
             <w:tcW w:w="2015" w:type="dxa"/>
-            <w:shd w:val="clear" w:color="auto" w:fill="auto"/>
             <w:vAlign w:val="center"/>
           </w:tcPr>
           <w:p>
@@ -9381,7 +9375,7 @@
               <w:autoSpaceDE w:val="0"/>
               <w:autoSpaceDN w:val="0"/>
               <w:adjustRightInd w:val="0"/>
-              <w:jc w:val="center"/>
+              <w:jc w:val="both"/>
               <w:rPr>
                 <w:rFonts w:ascii="Arial Nova Cond" w:hAnsi="Arial Nova Cond" w:cs="Arial"/>
                 <w:color w:val="000000"/>
@@ -9405,7 +9399,6 @@
         <w:tc>
           <w:tcPr>
             <w:tcW w:w="1337" w:type="dxa"/>
-            <w:shd w:val="clear" w:color="auto" w:fill="auto"/>
             <w:vAlign w:val="center"/>
           </w:tcPr>
           <w:p>
@@ -9444,7 +9437,6 @@
           <w:tcPr>
             <w:tcW w:w="875" w:type="dxa"/>
             <w:vMerge/>
-            <w:shd w:val="clear" w:color="auto" w:fill="auto"/>
             <w:vAlign w:val="center"/>
           </w:tcPr>
           <w:p>
@@ -9536,7 +9528,6 @@
         <w:tc>
           <w:tcPr>
             <w:tcW w:w="6169" w:type="dxa"/>
-            <w:shd w:val="clear" w:color="auto" w:fill="auto"/>
             <w:vAlign w:val="center"/>
           </w:tcPr>
           <w:p>
@@ -9571,7 +9562,6 @@
         <w:tc>
           <w:tcPr>
             <w:tcW w:w="2015" w:type="dxa"/>
-            <w:shd w:val="clear" w:color="auto" w:fill="auto"/>
             <w:vAlign w:val="center"/>
           </w:tcPr>
           <w:p>
@@ -9610,7 +9600,7 @@
               <w:autoSpaceDE w:val="0"/>
               <w:autoSpaceDN w:val="0"/>
               <w:adjustRightInd w:val="0"/>
-              <w:jc w:val="center"/>
+              <w:jc w:val="both"/>
               <w:rPr>
                 <w:rFonts w:ascii="Arial Nova Cond" w:hAnsi="Arial Nova Cond" w:cs="Arial"/>
                 <w:color w:val="000000"/>
@@ -9634,7 +9624,6 @@
         <w:tc>
           <w:tcPr>
             <w:tcW w:w="1337" w:type="dxa"/>
-            <w:shd w:val="clear" w:color="auto" w:fill="auto"/>
             <w:vAlign w:val="center"/>
           </w:tcPr>
           <w:p>
@@ -9673,7 +9662,6 @@
           <w:tcPr>
             <w:tcW w:w="875" w:type="dxa"/>
             <w:vMerge w:val="restart"/>
-            <w:shd w:val="clear" w:color="auto" w:fill="auto"/>
             <w:vAlign w:val="center"/>
           </w:tcPr>
           <w:p>
@@ -9776,7 +9764,6 @@
         <w:tc>
           <w:tcPr>
             <w:tcW w:w="6169" w:type="dxa"/>
-            <w:shd w:val="clear" w:color="auto" w:fill="auto"/>
             <w:vAlign w:val="center"/>
           </w:tcPr>
           <w:p>
@@ -9812,7 +9799,6 @@
         <w:tc>
           <w:tcPr>
             <w:tcW w:w="2015" w:type="dxa"/>
-            <w:shd w:val="clear" w:color="auto" w:fill="auto"/>
             <w:vAlign w:val="center"/>
           </w:tcPr>
           <w:p>
@@ -9851,7 +9837,7 @@
               <w:autoSpaceDE w:val="0"/>
               <w:autoSpaceDN w:val="0"/>
               <w:adjustRightInd w:val="0"/>
-              <w:jc w:val="center"/>
+              <w:jc w:val="both"/>
               <w:rPr>
                 <w:rFonts w:ascii="Arial Nova Cond" w:hAnsi="Arial Nova Cond" w:cs="Arial"/>
                 <w:color w:val="000000"/>
@@ -9875,7 +9861,6 @@
         <w:tc>
           <w:tcPr>
             <w:tcW w:w="1337" w:type="dxa"/>
-            <w:shd w:val="clear" w:color="auto" w:fill="auto"/>
             <w:vAlign w:val="center"/>
           </w:tcPr>
           <w:p>
@@ -9914,7 +9899,6 @@
           <w:tcPr>
             <w:tcW w:w="875" w:type="dxa"/>
             <w:vMerge/>
-            <w:shd w:val="clear" w:color="auto" w:fill="auto"/>
             <w:vAlign w:val="center"/>
           </w:tcPr>
           <w:p>
@@ -10006,7 +9990,6 @@
         <w:tc>
           <w:tcPr>
             <w:tcW w:w="6169" w:type="dxa"/>
-            <w:shd w:val="clear" w:color="auto" w:fill="auto"/>
             <w:vAlign w:val="center"/>
           </w:tcPr>
           <w:p>
@@ -10042,7 +10025,6 @@
         <w:tc>
           <w:tcPr>
             <w:tcW w:w="2015" w:type="dxa"/>
-            <w:shd w:val="clear" w:color="auto" w:fill="auto"/>
             <w:vAlign w:val="center"/>
           </w:tcPr>
           <w:p>
@@ -10081,7 +10063,7 @@
               <w:autoSpaceDE w:val="0"/>
               <w:autoSpaceDN w:val="0"/>
               <w:adjustRightInd w:val="0"/>
-              <w:jc w:val="center"/>
+              <w:jc w:val="both"/>
               <w:rPr>
                 <w:rFonts w:ascii="Arial Nova Cond" w:hAnsi="Arial Nova Cond" w:cs="Arial"/>
                 <w:color w:val="000000"/>
@@ -10105,7 +10087,6 @@
         <w:tc>
           <w:tcPr>
             <w:tcW w:w="1337" w:type="dxa"/>
-            <w:shd w:val="clear" w:color="auto" w:fill="auto"/>
             <w:vAlign w:val="center"/>
           </w:tcPr>
           <w:p>
@@ -10144,7 +10125,6 @@
           <w:tcPr>
             <w:tcW w:w="875" w:type="dxa"/>
             <w:vMerge w:val="restart"/>
-            <w:shd w:val="clear" w:color="auto" w:fill="auto"/>
             <w:vAlign w:val="center"/>
           </w:tcPr>
           <w:p>
@@ -10248,7 +10228,6 @@
         <w:tc>
           <w:tcPr>
             <w:tcW w:w="6169" w:type="dxa"/>
-            <w:shd w:val="clear" w:color="auto" w:fill="auto"/>
             <w:vAlign w:val="center"/>
           </w:tcPr>
           <w:p>
@@ -10284,7 +10263,6 @@
         <w:tc>
           <w:tcPr>
             <w:tcW w:w="2015" w:type="dxa"/>
-            <w:shd w:val="clear" w:color="auto" w:fill="auto"/>
             <w:vAlign w:val="center"/>
           </w:tcPr>
           <w:p>
@@ -10323,7 +10301,7 @@
               <w:autoSpaceDE w:val="0"/>
               <w:autoSpaceDN w:val="0"/>
               <w:adjustRightInd w:val="0"/>
-              <w:jc w:val="center"/>
+              <w:jc w:val="both"/>
               <w:rPr>
                 <w:rFonts w:ascii="Arial Nova Cond" w:hAnsi="Arial Nova Cond" w:cs="Arial"/>
                 <w:color w:val="000000"/>
@@ -10347,7 +10325,6 @@
         <w:tc>
           <w:tcPr>
             <w:tcW w:w="1337" w:type="dxa"/>
-            <w:shd w:val="clear" w:color="auto" w:fill="auto"/>
             <w:vAlign w:val="center"/>
           </w:tcPr>
           <w:p>
@@ -10386,7 +10363,6 @@
           <w:tcPr>
             <w:tcW w:w="875" w:type="dxa"/>
             <w:vMerge/>
-            <w:shd w:val="clear" w:color="auto" w:fill="auto"/>
             <w:vAlign w:val="center"/>
           </w:tcPr>
           <w:p>
@@ -10478,7 +10454,6 @@
         <w:tc>
           <w:tcPr>
             <w:tcW w:w="6169" w:type="dxa"/>
-            <w:shd w:val="clear" w:color="auto" w:fill="auto"/>
             <w:vAlign w:val="center"/>
           </w:tcPr>
           <w:p>
@@ -10513,7 +10488,6 @@
         <w:tc>
           <w:tcPr>
             <w:tcW w:w="2015" w:type="dxa"/>
-            <w:shd w:val="clear" w:color="auto" w:fill="auto"/>
             <w:vAlign w:val="center"/>
           </w:tcPr>
           <w:p>
@@ -10552,7 +10526,7 @@
               <w:autoSpaceDE w:val="0"/>
               <w:autoSpaceDN w:val="0"/>
               <w:adjustRightInd w:val="0"/>
-              <w:jc w:val="center"/>
+              <w:jc w:val="both"/>
               <w:rPr>
                 <w:rFonts w:ascii="Arial Nova Cond" w:hAnsi="Arial Nova Cond" w:cs="Arial"/>
                 <w:color w:val="000000"/>
@@ -10576,7 +10550,6 @@
         <w:tc>
           <w:tcPr>
             <w:tcW w:w="1337" w:type="dxa"/>
-            <w:shd w:val="clear" w:color="auto" w:fill="auto"/>
             <w:vAlign w:val="center"/>
           </w:tcPr>
           <w:p>
@@ -10615,7 +10588,6 @@
           <w:tcPr>
             <w:tcW w:w="875" w:type="dxa"/>
             <w:vMerge w:val="restart"/>
-            <w:shd w:val="clear" w:color="auto" w:fill="auto"/>
             <w:vAlign w:val="center"/>
           </w:tcPr>
           <w:p>
@@ -10726,7 +10698,6 @@
         <w:tc>
           <w:tcPr>
             <w:tcW w:w="6169" w:type="dxa"/>
-            <w:shd w:val="clear" w:color="auto" w:fill="auto"/>
             <w:vAlign w:val="center"/>
           </w:tcPr>
           <w:p>
@@ -10761,7 +10732,6 @@
         <w:tc>
           <w:tcPr>
             <w:tcW w:w="2015" w:type="dxa"/>
-            <w:shd w:val="clear" w:color="auto" w:fill="auto"/>
             <w:vAlign w:val="center"/>
           </w:tcPr>
           <w:p>
@@ -10800,7 +10770,7 @@
               <w:autoSpaceDE w:val="0"/>
               <w:autoSpaceDN w:val="0"/>
               <w:adjustRightInd w:val="0"/>
-              <w:jc w:val="center"/>
+              <w:jc w:val="both"/>
               <w:rPr>
                 <w:rFonts w:ascii="Arial Nova Cond" w:hAnsi="Arial Nova Cond" w:cs="Arial"/>
                 <w:color w:val="000000"/>
@@ -10824,7 +10794,6 @@
         <w:tc>
           <w:tcPr>
             <w:tcW w:w="1337" w:type="dxa"/>
-            <w:shd w:val="clear" w:color="auto" w:fill="auto"/>
             <w:vAlign w:val="center"/>
           </w:tcPr>
           <w:p>
@@ -10863,7 +10832,6 @@
           <w:tcPr>
             <w:tcW w:w="875" w:type="dxa"/>
             <w:vMerge/>
-            <w:shd w:val="clear" w:color="auto" w:fill="auto"/>
             <w:vAlign w:val="center"/>
           </w:tcPr>
           <w:p>
@@ -10963,7 +10931,6 @@
         <w:tc>
           <w:tcPr>
             <w:tcW w:w="6169" w:type="dxa"/>
-            <w:shd w:val="clear" w:color="auto" w:fill="auto"/>
             <w:vAlign w:val="center"/>
           </w:tcPr>
           <w:p>
@@ -10999,7 +10966,6 @@
         <w:tc>
           <w:tcPr>
             <w:tcW w:w="2015" w:type="dxa"/>
-            <w:shd w:val="clear" w:color="auto" w:fill="auto"/>
             <w:vAlign w:val="center"/>
           </w:tcPr>
           <w:p>
@@ -11037,7 +11003,7 @@
               <w:autoSpaceDE w:val="0"/>
               <w:autoSpaceDN w:val="0"/>
               <w:adjustRightInd w:val="0"/>
-              <w:jc w:val="center"/>
+              <w:jc w:val="both"/>
               <w:rPr>
                 <w:rFonts w:ascii="Arial Nova Cond" w:hAnsi="Arial Nova Cond" w:cs="Arial"/>
                 <w:color w:val="000000"/>
@@ -11061,7 +11027,6 @@
         <w:tc>
           <w:tcPr>
             <w:tcW w:w="1337" w:type="dxa"/>
-            <w:shd w:val="clear" w:color="auto" w:fill="auto"/>
             <w:vAlign w:val="center"/>
           </w:tcPr>
           <w:p>
@@ -11091,6 +11056,7 @@
           </w:p>
         </w:tc>
       </w:tr>
+      <w:bookmarkEnd w:id="1"/>
     </w:tbl>
     <w:p>
       <w:pPr>

--- a/templates/plananual/RELIGIÓN 1° A 5°/RELIGIÓN 5° - PROGRAMACIÓN CURRICULAR ANUAL .docx
+++ b/templates/plananual/RELIGIÓN 1° A 5°/RELIGIÓN 5° - PROGRAMACIÓN CURRICULAR ANUAL .docx
@@ -1,6 +1,6 @@
 
 <file path=word/document.xml><?xml version="1.0" encoding="utf-8"?>
-<w:document xmlns:wpc="http://schemas.microsoft.com/office/word/2010/wordprocessingCanvas" xmlns:cx="http://schemas.microsoft.com/office/drawing/2014/chartex" xmlns:cx1="http://schemas.microsoft.com/office/drawing/2015/9/8/chartex" xmlns:cx2="http://schemas.microsoft.com/office/drawing/2015/10/21/chartex" xmlns:cx3="http://schemas.microsoft.com/office/drawing/2016/5/9/chartex" xmlns:cx4="http://schemas.microsoft.com/office/drawing/2016/5/10/chartex" xmlns:cx5="http://schemas.microsoft.com/office/drawing/2016/5/11/chartex" xmlns:cx6="http://schemas.microsoft.com/office/drawing/2016/5/12/chartex" xmlns:cx7="http://schemas.microsoft.com/office/drawing/2016/5/13/chartex" xmlns:cx8="http://schemas.microsoft.com/office/drawing/2016/5/14/chartex" xmlns:mc="http://schemas.openxmlformats.org/markup-compatibility/2006" xmlns:aink="http://schemas.microsoft.com/office/drawing/2016/ink" xmlns:am3d="http://schemas.microsoft.com/office/drawing/2017/model3d" xmlns:o="urn:schemas-microsoft-com:office:office" xmlns:oel="http://schemas.microsoft.com/office/2019/extlst" xmlns:r="http://schemas.openxmlformats.org/officeDocument/2006/relationships" xmlns:m="http://schemas.openxmlformats.org/officeDocument/2006/math" xmlns:v="urn:schemas-microsoft-com:vml" xmlns:wp14="http://schemas.microsoft.com/office/word/2010/wordprocessingDrawing" xmlns:wp="http://schemas.openxmlformats.org/drawingml/2006/wordprocessingDrawing" xmlns:w10="urn:schemas-microsoft-com:office:word" xmlns:w="http://schemas.openxmlformats.org/wordprocessingml/2006/main" xmlns:w14="http://schemas.microsoft.com/office/word/2010/wordml" xmlns:w15="http://schemas.microsoft.com/office/word/2012/wordml" xmlns:w16cex="http://schemas.microsoft.com/office/word/2018/wordml/cex" xmlns:w16cid="http://schemas.microsoft.com/office/word/2016/wordml/cid" xmlns:w16="http://schemas.microsoft.com/office/word/2018/wordml" xmlns:w16du="http://schemas.microsoft.com/office/word/2023/wordml/word16du" xmlns:w16sdtdh="http://schemas.microsoft.com/office/word/2020/wordml/sdtdatahash" xmlns:w16se="http://schemas.microsoft.com/office/word/2015/wordml/symex" xmlns:wpg="http://schemas.microsoft.com/office/word/2010/wordprocessingGroup" xmlns:wpi="http://schemas.microsoft.com/office/word/2010/wordprocessingInk" xmlns:wne="http://schemas.microsoft.com/office/word/2006/wordml" xmlns:wps="http://schemas.microsoft.com/office/word/2010/wordprocessingShape" mc:Ignorable="w14 w15 w16se w16cid w16 w16cex w16sdtdh w16du wp14">
+<w:document xmlns:wpc="http://schemas.microsoft.com/office/word/2010/wordprocessingCanvas" xmlns:cx="http://schemas.microsoft.com/office/drawing/2014/chartex" xmlns:cx1="http://schemas.microsoft.com/office/drawing/2015/9/8/chartex" xmlns:cx2="http://schemas.microsoft.com/office/drawing/2015/10/21/chartex" xmlns:cx3="http://schemas.microsoft.com/office/drawing/2016/5/9/chartex" xmlns:cx4="http://schemas.microsoft.com/office/drawing/2016/5/10/chartex" xmlns:cx5="http://schemas.microsoft.com/office/drawing/2016/5/11/chartex" xmlns:cx6="http://schemas.microsoft.com/office/drawing/2016/5/12/chartex" xmlns:cx7="http://schemas.microsoft.com/office/drawing/2016/5/13/chartex" xmlns:cx8="http://schemas.microsoft.com/office/drawing/2016/5/14/chartex" xmlns:mc="http://schemas.openxmlformats.org/markup-compatibility/2006" xmlns:aink="http://schemas.microsoft.com/office/drawing/2016/ink" xmlns:am3d="http://schemas.microsoft.com/office/drawing/2017/model3d" xmlns:o="urn:schemas-microsoft-com:office:office" xmlns:oel="http://schemas.microsoft.com/office/2019/extlst" xmlns:r="http://schemas.openxmlformats.org/officeDocument/2006/relationships" xmlns:m="http://schemas.openxmlformats.org/officeDocument/2006/math" xmlns:v="urn:schemas-microsoft-com:vml" xmlns:wp14="http://schemas.microsoft.com/office/word/2010/wordprocessingDrawing" xmlns:wp="http://schemas.openxmlformats.org/drawingml/2006/wordprocessingDrawing" xmlns:w10="urn:schemas-microsoft-com:office:word" xmlns:w="http://schemas.openxmlformats.org/wordprocessingml/2006/main" xmlns:w14="http://schemas.microsoft.com/office/word/2010/wordml" xmlns:w15="http://schemas.microsoft.com/office/word/2012/wordml" xmlns:w16cex="http://schemas.microsoft.com/office/word/2018/wordml/cex" xmlns:w16cid="http://schemas.microsoft.com/office/word/2016/wordml/cid" xmlns:w16="http://schemas.microsoft.com/office/word/2018/wordml" xmlns:w16du="http://schemas.microsoft.com/office/word/2023/wordml/word16du" xmlns:w16sdtdh="http://schemas.microsoft.com/office/word/2020/wordml/sdtdatahash" xmlns:w16sdtfl="http://schemas.microsoft.com/office/word/2024/wordml/sdtformatlock" xmlns:w16se="http://schemas.microsoft.com/office/word/2015/wordml/symex" xmlns:wpg="http://schemas.microsoft.com/office/word/2010/wordprocessingGroup" xmlns:wpi="http://schemas.microsoft.com/office/word/2010/wordprocessingInk" xmlns:wne="http://schemas.microsoft.com/office/word/2006/wordml" xmlns:wps="http://schemas.microsoft.com/office/word/2010/wordprocessingShape" mc:Ignorable="w14 w15 w16se w16cid w16 w16cex w16sdtdh w16sdtfl w16du wp14">
   <w:body>
     <w:p>
       <w:pPr>
@@ -260,7 +260,6 @@
                                 </w:rPr>
                                 <w:t>{{</w:t>
                               </w:r>
-                              <w:proofErr w:type="spellStart"/>
                               <w:r>
                                 <w:rPr>
                                   <w:rFonts w:ascii="Aptos ExtraBold" w:hAnsi="Aptos ExtraBold" w:cs="Times New Roman"/>
@@ -270,19 +269,7 @@
                                   <w:sz w:val="32"/>
                                   <w:szCs w:val="32"/>
                                 </w:rPr>
-                                <w:t>anio</w:t>
-                              </w:r>
-                              <w:proofErr w:type="spellEnd"/>
-                              <w:r>
-                                <w:rPr>
-                                  <w:rFonts w:ascii="Aptos ExtraBold" w:hAnsi="Aptos ExtraBold" w:cs="Times New Roman"/>
-                                  <w:b/>
-                                  <w:bCs/>
-                                  <w:color w:val="FFFFFF" w:themeColor="background1"/>
-                                  <w:sz w:val="32"/>
-                                  <w:szCs w:val="32"/>
-                                </w:rPr>
-                                <w:t>}}</w:t>
+                                <w:t>anio}}</w:t>
                               </w:r>
                             </w:p>
                           </w:txbxContent>
@@ -2687,20 +2674,8 @@
           </w:p>
         </w:tc>
       </w:tr>
-      <w:bookmarkEnd w:id="0"/>
     </w:tbl>
-    <w:p>
-      <w:pPr>
-        <w:spacing w:line="276" w:lineRule="auto"/>
-        <w:ind w:right="-455"/>
-        <w:rPr>
-          <w:rFonts w:ascii="Arial Nova Cond Light" w:hAnsi="Arial Nova Cond Light" w:cs="Times New Roman"/>
-          <w:b/>
-          <w:bCs/>
-          <w:color w:val="000000" w:themeColor="text1"/>
-        </w:rPr>
-      </w:pPr>
-    </w:p>
+    <w:bookmarkEnd w:id="0"/>
     <w:p>
       <w:pPr>
         <w:pStyle w:val="Prrafodelista"/>
@@ -2726,6 +2701,7 @@
           <w:bCs/>
           <w:color w:val="000000" w:themeColor="text1"/>
         </w:rPr>
+        <w:lastRenderedPageBreak/>
         <w:t xml:space="preserve">CALENDARIZACIÓN DEL AÑO ESCOLAR: </w:t>
       </w:r>
     </w:p>
@@ -6021,6 +5997,45 @@
     </w:p>
     <w:p>
       <w:pPr>
+        <w:spacing w:after="0" w:line="276" w:lineRule="auto"/>
+        <w:ind w:right="-455"/>
+        <w:textDirection w:val="btLr"/>
+        <w:rPr>
+          <w:rFonts w:ascii="Arial Nova Cond Light" w:hAnsi="Arial Nova Cond Light" w:cs="Times New Roman"/>
+          <w:b/>
+          <w:bCs/>
+          <w:color w:val="000000" w:themeColor="text1"/>
+        </w:rPr>
+      </w:pPr>
+    </w:p>
+    <w:p>
+      <w:pPr>
+        <w:spacing w:after="0" w:line="276" w:lineRule="auto"/>
+        <w:ind w:right="-455"/>
+        <w:textDirection w:val="btLr"/>
+        <w:rPr>
+          <w:rFonts w:ascii="Arial Nova Cond Light" w:hAnsi="Arial Nova Cond Light" w:cs="Times New Roman"/>
+          <w:b/>
+          <w:bCs/>
+          <w:color w:val="000000" w:themeColor="text1"/>
+        </w:rPr>
+      </w:pPr>
+    </w:p>
+    <w:p>
+      <w:pPr>
+        <w:spacing w:after="0" w:line="276" w:lineRule="auto"/>
+        <w:ind w:right="-455"/>
+        <w:textDirection w:val="btLr"/>
+        <w:rPr>
+          <w:rFonts w:ascii="Arial Nova Cond Light" w:hAnsi="Arial Nova Cond Light" w:cs="Times New Roman"/>
+          <w:b/>
+          <w:bCs/>
+          <w:color w:val="000000" w:themeColor="text1"/>
+        </w:rPr>
+      </w:pPr>
+    </w:p>
+    <w:p>
+      <w:pPr>
         <w:pStyle w:val="Prrafodelista"/>
         <w:numPr>
           <w:ilvl w:val="0"/>
@@ -6044,7 +6059,6 @@
           <w:bCs/>
           <w:color w:val="000000" w:themeColor="text1"/>
         </w:rPr>
-        <w:lastRenderedPageBreak/>
         <w:t>RESULTADOS DE ACTAS DE</w:t>
       </w:r>
       <w:r>
@@ -7129,6 +7143,21 @@
     </w:p>
     <w:p>
       <w:pPr>
+        <w:tabs>
+          <w:tab w:val="left" w:pos="965"/>
+        </w:tabs>
+        <w:spacing w:line="276" w:lineRule="auto"/>
+        <w:ind w:right="-455"/>
+        <w:rPr>
+          <w:rFonts w:ascii="Arial Nova Cond Light" w:hAnsi="Arial Nova Cond Light" w:cs="Times New Roman"/>
+          <w:b/>
+          <w:bCs/>
+          <w:color w:val="000000" w:themeColor="text1"/>
+        </w:rPr>
+      </w:pPr>
+    </w:p>
+    <w:p>
+      <w:pPr>
         <w:pStyle w:val="Prrafodelista"/>
         <w:numPr>
           <w:ilvl w:val="0"/>
@@ -8445,36 +8474,6 @@
         <w:shd w:val="clear" w:color="auto" w:fill="FFFFFF" w:themeFill="background1"/>
         <w:spacing w:after="0" w:line="276" w:lineRule="auto"/>
         <w:ind w:right="-455"/>
-        <w:textDirection w:val="btLr"/>
-        <w:rPr>
-          <w:rFonts w:ascii="Arial Nova Cond Light" w:hAnsi="Arial Nova Cond Light" w:cs="Times New Roman"/>
-          <w:b/>
-          <w:bCs/>
-          <w:color w:val="000000" w:themeColor="text1"/>
-        </w:rPr>
-      </w:pPr>
-    </w:p>
-    <w:p>
-      <w:pPr>
-        <w:pStyle w:val="Prrafodelista"/>
-        <w:shd w:val="clear" w:color="auto" w:fill="FFFFFF" w:themeFill="background1"/>
-        <w:spacing w:after="0" w:line="276" w:lineRule="auto"/>
-        <w:ind w:left="-284" w:right="-455"/>
-        <w:textDirection w:val="btLr"/>
-        <w:rPr>
-          <w:rFonts w:ascii="Arial Nova Cond Light" w:hAnsi="Arial Nova Cond Light" w:cs="Times New Roman"/>
-          <w:b/>
-          <w:bCs/>
-          <w:color w:val="000000" w:themeColor="text1"/>
-        </w:rPr>
-      </w:pPr>
-    </w:p>
-    <w:p>
-      <w:pPr>
-        <w:pStyle w:val="Prrafodelista"/>
-        <w:shd w:val="clear" w:color="auto" w:fill="FFFFFF" w:themeFill="background1"/>
-        <w:spacing w:after="0" w:line="276" w:lineRule="auto"/>
-        <w:ind w:left="-284" w:right="-455"/>
         <w:textDirection w:val="btLr"/>
         <w:rPr>
           <w:rFonts w:ascii="Arial Nova Cond Light" w:hAnsi="Arial Nova Cond Light" w:cs="Times New Roman"/>
@@ -8658,13 +8657,13 @@
         <w:tblLook w:val="04A0" w:firstRow="1" w:lastRow="0" w:firstColumn="1" w:lastColumn="0" w:noHBand="0" w:noVBand="1"/>
       </w:tblPr>
       <w:tblGrid>
-        <w:gridCol w:w="875"/>
-        <w:gridCol w:w="1095"/>
-        <w:gridCol w:w="1726"/>
-        <w:gridCol w:w="6169"/>
-        <w:gridCol w:w="2015"/>
-        <w:gridCol w:w="1634"/>
-        <w:gridCol w:w="1337"/>
+        <w:gridCol w:w="818"/>
+        <w:gridCol w:w="1018"/>
+        <w:gridCol w:w="5379"/>
+        <w:gridCol w:w="1984"/>
+        <w:gridCol w:w="2693"/>
+        <w:gridCol w:w="1560"/>
+        <w:gridCol w:w="1399"/>
       </w:tblGrid>
       <w:tr>
         <w:trPr>
@@ -8673,7 +8672,7 @@
         </w:trPr>
         <w:tc>
           <w:tcPr>
-            <w:tcW w:w="875" w:type="dxa"/>
+            <w:tcW w:w="818" w:type="dxa"/>
             <w:shd w:val="clear" w:color="auto" w:fill="C1F0C7" w:themeFill="accent3" w:themeFillTint="33"/>
             <w:vAlign w:val="center"/>
           </w:tcPr>
@@ -8707,7 +8706,7 @@
         </w:tc>
         <w:tc>
           <w:tcPr>
-            <w:tcW w:w="1095" w:type="dxa"/>
+            <w:tcW w:w="1018" w:type="dxa"/>
             <w:shd w:val="clear" w:color="auto" w:fill="C1F0C7" w:themeFill="accent3" w:themeFillTint="33"/>
             <w:vAlign w:val="center"/>
           </w:tcPr>
@@ -8740,7 +8739,7 @@
         </w:tc>
         <w:tc>
           <w:tcPr>
-            <w:tcW w:w="1726" w:type="dxa"/>
+            <w:tcW w:w="5379" w:type="dxa"/>
             <w:shd w:val="clear" w:color="auto" w:fill="C1F0C7" w:themeFill="accent3" w:themeFillTint="33"/>
             <w:vAlign w:val="center"/>
           </w:tcPr>
@@ -8767,13 +8766,35 @@
                 <w:sz w:val="20"/>
                 <w:szCs w:val="20"/>
               </w:rPr>
-              <w:t>PROBLEMA / POTENCIALIDAD</w:t>
-            </w:r>
-          </w:p>
-        </w:tc>
-        <w:tc>
-          <w:tcPr>
-            <w:tcW w:w="6169" w:type="dxa"/>
+              <w:t>SITUACIÓN SIGNIF</w:t>
+            </w:r>
+            <w:r>
+              <w:rPr>
+                <w:rFonts w:ascii="Arial Nova Cond" w:hAnsi="Arial Nova Cond" w:cs="Times New Roman"/>
+                <w:b/>
+                <w:bCs/>
+                <w:color w:val="000000" w:themeColor="text1"/>
+                <w:sz w:val="20"/>
+                <w:szCs w:val="20"/>
+              </w:rPr>
+              <w:t>I</w:t>
+            </w:r>
+            <w:r>
+              <w:rPr>
+                <w:rFonts w:ascii="Arial Nova Cond" w:hAnsi="Arial Nova Cond" w:cs="Times New Roman"/>
+                <w:b/>
+                <w:bCs/>
+                <w:color w:val="000000" w:themeColor="text1"/>
+                <w:sz w:val="20"/>
+                <w:szCs w:val="20"/>
+              </w:rPr>
+              <w:t>CATIVA</w:t>
+            </w:r>
+          </w:p>
+        </w:tc>
+        <w:tc>
+          <w:tcPr>
+            <w:tcW w:w="1984" w:type="dxa"/>
             <w:shd w:val="clear" w:color="auto" w:fill="C1F0C7" w:themeFill="accent3" w:themeFillTint="33"/>
             <w:vAlign w:val="center"/>
           </w:tcPr>
@@ -8800,7 +8821,7 @@
                 <w:sz w:val="20"/>
                 <w:szCs w:val="20"/>
               </w:rPr>
-              <w:t>SITUACIÓN SIGNIF</w:t>
+              <w:t>TÍTULO DE LA UNIDAD DID</w:t>
             </w:r>
             <w:r>
               <w:rPr>
@@ -8811,7 +8832,7 @@
                 <w:sz w:val="20"/>
                 <w:szCs w:val="20"/>
               </w:rPr>
-              <w:t>I</w:t>
+              <w:t>Á</w:t>
             </w:r>
             <w:r>
               <w:rPr>
@@ -8822,13 +8843,24 @@
                 <w:sz w:val="20"/>
                 <w:szCs w:val="20"/>
               </w:rPr>
-              <w:t>CATIVA</w:t>
-            </w:r>
-          </w:p>
-        </w:tc>
-        <w:tc>
-          <w:tcPr>
-            <w:tcW w:w="2015" w:type="dxa"/>
+              <w:t>CTICA</w:t>
+            </w:r>
+            <w:r>
+              <w:rPr>
+                <w:rFonts w:ascii="Arial Nova Cond" w:hAnsi="Arial Nova Cond" w:cs="Times New Roman"/>
+                <w:b/>
+                <w:bCs/>
+                <w:color w:val="000000" w:themeColor="text1"/>
+                <w:sz w:val="20"/>
+                <w:szCs w:val="20"/>
+              </w:rPr>
+              <w:t>.</w:t>
+            </w:r>
+          </w:p>
+        </w:tc>
+        <w:tc>
+          <w:tcPr>
+            <w:tcW w:w="2693" w:type="dxa"/>
             <w:shd w:val="clear" w:color="auto" w:fill="C1F0C7" w:themeFill="accent3" w:themeFillTint="33"/>
             <w:vAlign w:val="center"/>
           </w:tcPr>
@@ -8855,9 +8887,21 @@
                 <w:sz w:val="20"/>
                 <w:szCs w:val="20"/>
               </w:rPr>
-              <w:t>TÍTULO DE LA UNIDAD DID</w:t>
-            </w:r>
-            <w:r>
+              <w:t>CAMPO TEMATICO</w:t>
+            </w:r>
+          </w:p>
+        </w:tc>
+        <w:tc>
+          <w:tcPr>
+            <w:tcW w:w="1560" w:type="dxa"/>
+            <w:shd w:val="clear" w:color="auto" w:fill="C1F0C7" w:themeFill="accent3" w:themeFillTint="33"/>
+            <w:vAlign w:val="center"/>
+          </w:tcPr>
+          <w:p>
+            <w:pPr>
+              <w:pStyle w:val="Prrafodelista"/>
+              <w:ind w:left="0"/>
+              <w:jc w:val="center"/>
               <w:rPr>
                 <w:rFonts w:ascii="Arial Nova Cond" w:hAnsi="Arial Nova Cond" w:cs="Times New Roman"/>
                 <w:b/>
@@ -8866,8 +8910,7 @@
                 <w:sz w:val="20"/>
                 <w:szCs w:val="20"/>
               </w:rPr>
-              <w:t>Á</w:t>
-            </w:r>
+            </w:pPr>
             <w:r>
               <w:rPr>
                 <w:rFonts w:ascii="Arial Nova Cond" w:hAnsi="Arial Nova Cond" w:cs="Times New Roman"/>
@@ -8877,57 +8920,13 @@
                 <w:sz w:val="20"/>
                 <w:szCs w:val="20"/>
               </w:rPr>
-              <w:t>CTICA</w:t>
-            </w:r>
-            <w:r>
-              <w:rPr>
-                <w:rFonts w:ascii="Arial Nova Cond" w:hAnsi="Arial Nova Cond" w:cs="Times New Roman"/>
-                <w:b/>
-                <w:bCs/>
-                <w:color w:val="000000" w:themeColor="text1"/>
-                <w:sz w:val="20"/>
-                <w:szCs w:val="20"/>
-              </w:rPr>
-              <w:t>.</w:t>
-            </w:r>
-          </w:p>
-        </w:tc>
-        <w:tc>
-          <w:tcPr>
-            <w:tcW w:w="1634" w:type="dxa"/>
-            <w:shd w:val="clear" w:color="auto" w:fill="C1F0C7" w:themeFill="accent3" w:themeFillTint="33"/>
-            <w:vAlign w:val="center"/>
-          </w:tcPr>
-          <w:p>
-            <w:pPr>
-              <w:pStyle w:val="Prrafodelista"/>
-              <w:ind w:left="0"/>
-              <w:jc w:val="center"/>
-              <w:rPr>
-                <w:rFonts w:ascii="Arial Nova Cond" w:hAnsi="Arial Nova Cond" w:cs="Times New Roman"/>
-                <w:b/>
-                <w:bCs/>
-                <w:color w:val="000000" w:themeColor="text1"/>
-                <w:sz w:val="20"/>
-                <w:szCs w:val="20"/>
-              </w:rPr>
-            </w:pPr>
-            <w:r>
-              <w:rPr>
-                <w:rFonts w:ascii="Arial Nova Cond" w:hAnsi="Arial Nova Cond" w:cs="Times New Roman"/>
-                <w:b/>
-                <w:bCs/>
-                <w:color w:val="000000" w:themeColor="text1"/>
-                <w:sz w:val="20"/>
-                <w:szCs w:val="20"/>
-              </w:rPr>
               <w:t>COMPETENCIAS</w:t>
             </w:r>
           </w:p>
         </w:tc>
         <w:tc>
           <w:tcPr>
-            <w:tcW w:w="1337" w:type="dxa"/>
+            <w:tcW w:w="1399" w:type="dxa"/>
             <w:shd w:val="clear" w:color="auto" w:fill="C1F0C7" w:themeFill="accent3" w:themeFillTint="33"/>
             <w:vAlign w:val="center"/>
           </w:tcPr>
@@ -8966,7 +8965,7 @@
         </w:trPr>
         <w:tc>
           <w:tcPr>
-            <w:tcW w:w="875" w:type="dxa"/>
+            <w:tcW w:w="818" w:type="dxa"/>
             <w:vMerge w:val="restart"/>
             <w:vAlign w:val="center"/>
           </w:tcPr>
@@ -9005,7 +9004,7 @@
         </w:tc>
         <w:tc>
           <w:tcPr>
-            <w:tcW w:w="1095" w:type="dxa"/>
+            <w:tcW w:w="1018" w:type="dxa"/>
             <w:vAlign w:val="center"/>
           </w:tcPr>
           <w:p>
@@ -9043,7 +9042,7 @@
         </w:tc>
         <w:tc>
           <w:tcPr>
-            <w:tcW w:w="1726" w:type="dxa"/>
+            <w:tcW w:w="5379" w:type="dxa"/>
             <w:vAlign w:val="center"/>
           </w:tcPr>
           <w:p>
@@ -9071,47 +9070,13 @@
                 <w:szCs w:val="20"/>
                 <w:lang w:val="es-ES_tradnl"/>
               </w:rPr>
-              <w:t>{{problemapotencialidad0}}</w:t>
-            </w:r>
-          </w:p>
-        </w:tc>
-        <w:tc>
-          <w:tcPr>
-            <w:tcW w:w="6169" w:type="dxa"/>
-            <w:vAlign w:val="center"/>
-          </w:tcPr>
-          <w:p>
-            <w:pPr>
-              <w:pStyle w:val="Prrafodelista"/>
-              <w:tabs>
-                <w:tab w:val="left" w:pos="0"/>
-                <w:tab w:val="left" w:pos="142"/>
-                <w:tab w:val="left" w:pos="284"/>
-              </w:tabs>
-              <w:spacing w:line="276" w:lineRule="auto"/>
-              <w:ind w:left="0"/>
-              <w:jc w:val="both"/>
-              <w:rPr>
-                <w:rFonts w:ascii="Arial Nova Cond" w:eastAsia="Calibri" w:hAnsi="Arial Nova Cond" w:cs="Times New Roman"/>
-                <w:sz w:val="20"/>
-                <w:szCs w:val="20"/>
-                <w:lang w:val="es-ES_tradnl"/>
-              </w:rPr>
-            </w:pPr>
-            <w:r>
-              <w:rPr>
-                <w:rFonts w:ascii="Arial Nova Cond" w:eastAsia="Calibri" w:hAnsi="Arial Nova Cond" w:cs="Times New Roman"/>
-                <w:sz w:val="20"/>
-                <w:szCs w:val="20"/>
-                <w:lang w:val="es-ES_tradnl"/>
-              </w:rPr>
-              <w:t>{{situacionsignificativa0}}</w:t>
-            </w:r>
-          </w:p>
-        </w:tc>
-        <w:tc>
-          <w:tcPr>
-            <w:tcW w:w="2015" w:type="dxa"/>
+              <w:t xml:space="preserve">{{situacionsignificativa0}} </w:t>
+            </w:r>
+          </w:p>
+        </w:tc>
+        <w:tc>
+          <w:tcPr>
+            <w:tcW w:w="1984" w:type="dxa"/>
             <w:vAlign w:val="center"/>
           </w:tcPr>
           <w:p>
@@ -9142,7 +9107,7 @@
         </w:tc>
         <w:tc>
           <w:tcPr>
-            <w:tcW w:w="1634" w:type="dxa"/>
+            <w:tcW w:w="2693" w:type="dxa"/>
             <w:vAlign w:val="center"/>
           </w:tcPr>
           <w:p>
@@ -9167,13 +9132,13 @@
                 <w:sz w:val="20"/>
                 <w:szCs w:val="20"/>
               </w:rPr>
-              <w:t>{{competencias0}}</w:t>
-            </w:r>
-          </w:p>
-        </w:tc>
-        <w:tc>
-          <w:tcPr>
-            <w:tcW w:w="1337" w:type="dxa"/>
+              <w:t>{{campotematico0}}</w:t>
+            </w:r>
+          </w:p>
+        </w:tc>
+        <w:tc>
+          <w:tcPr>
+            <w:tcW w:w="1560" w:type="dxa"/>
             <w:vAlign w:val="center"/>
           </w:tcPr>
           <w:p>
@@ -9181,7 +9146,38 @@
               <w:autoSpaceDE w:val="0"/>
               <w:autoSpaceDN w:val="0"/>
               <w:adjustRightInd w:val="0"/>
-              <w:jc w:val="center"/>
+              <w:jc w:val="both"/>
+              <w:rPr>
+                <w:rFonts w:ascii="Arial Nova Cond" w:hAnsi="Arial Nova Cond" w:cs="Arial"/>
+                <w:color w:val="000000"/>
+                <w:kern w:val="0"/>
+                <w:sz w:val="20"/>
+                <w:szCs w:val="20"/>
+              </w:rPr>
+            </w:pPr>
+            <w:r>
+              <w:rPr>
+                <w:rFonts w:ascii="Arial Nova Cond" w:hAnsi="Arial Nova Cond" w:cs="Arial"/>
+                <w:color w:val="000000"/>
+                <w:kern w:val="0"/>
+                <w:sz w:val="20"/>
+                <w:szCs w:val="20"/>
+              </w:rPr>
+              <w:t>{{competencias0}}</w:t>
+            </w:r>
+          </w:p>
+        </w:tc>
+        <w:tc>
+          <w:tcPr>
+            <w:tcW w:w="1399" w:type="dxa"/>
+            <w:vAlign w:val="center"/>
+          </w:tcPr>
+          <w:p>
+            <w:pPr>
+              <w:autoSpaceDE w:val="0"/>
+              <w:autoSpaceDN w:val="0"/>
+              <w:adjustRightInd w:val="0"/>
+              <w:jc w:val="both"/>
               <w:rPr>
                 <w:rFonts w:ascii="Arial Nova Cond" w:hAnsi="Arial Nova Cond" w:cs="Arial"/>
                 <w:color w:val="000000"/>
@@ -9210,7 +9206,7 @@
         </w:trPr>
         <w:tc>
           <w:tcPr>
-            <w:tcW w:w="875" w:type="dxa"/>
+            <w:tcW w:w="818" w:type="dxa"/>
             <w:vMerge/>
             <w:vAlign w:val="center"/>
           </w:tcPr>
@@ -9238,7 +9234,7 @@
         </w:tc>
         <w:tc>
           <w:tcPr>
-            <w:tcW w:w="1095" w:type="dxa"/>
+            <w:tcW w:w="1018" w:type="dxa"/>
             <w:vAlign w:val="center"/>
           </w:tcPr>
           <w:p>
@@ -9276,33 +9272,7 @@
         </w:tc>
         <w:tc>
           <w:tcPr>
-            <w:tcW w:w="1726" w:type="dxa"/>
-            <w:vAlign w:val="center"/>
-          </w:tcPr>
-          <w:p>
-            <w:pPr>
-              <w:pStyle w:val="NormalWeb"/>
-              <w:jc w:val="both"/>
-              <w:rPr>
-                <w:rFonts w:ascii="Arial Nova Cond" w:hAnsi="Arial Nova Cond"/>
-                <w:sz w:val="20"/>
-                <w:szCs w:val="20"/>
-              </w:rPr>
-            </w:pPr>
-            <w:r>
-              <w:rPr>
-                <w:rFonts w:ascii="Arial Nova Cond" w:eastAsia="Calibri" w:hAnsi="Arial Nova Cond"/>
-                <w:sz w:val="20"/>
-                <w:szCs w:val="20"/>
-                <w:lang w:val="es-ES_tradnl"/>
-              </w:rPr>
-              <w:t>{{problemapotencialidad1}}</w:t>
-            </w:r>
-          </w:p>
-        </w:tc>
-        <w:tc>
-          <w:tcPr>
-            <w:tcW w:w="6169" w:type="dxa"/>
+            <w:tcW w:w="5379" w:type="dxa"/>
             <w:vAlign w:val="center"/>
           </w:tcPr>
           <w:p>
@@ -9336,7 +9306,7 @@
         </w:tc>
         <w:tc>
           <w:tcPr>
-            <w:tcW w:w="2015" w:type="dxa"/>
+            <w:tcW w:w="1984" w:type="dxa"/>
             <w:vAlign w:val="center"/>
           </w:tcPr>
           <w:p>
@@ -9367,7 +9337,7 @@
         </w:tc>
         <w:tc>
           <w:tcPr>
-            <w:tcW w:w="1634" w:type="dxa"/>
+            <w:tcW w:w="2693" w:type="dxa"/>
             <w:vAlign w:val="center"/>
           </w:tcPr>
           <w:p>
@@ -9392,13 +9362,13 @@
                 <w:sz w:val="20"/>
                 <w:szCs w:val="20"/>
               </w:rPr>
-              <w:t>{{competencias1}}</w:t>
-            </w:r>
-          </w:p>
-        </w:tc>
-        <w:tc>
-          <w:tcPr>
-            <w:tcW w:w="1337" w:type="dxa"/>
+              <w:t>{{campotematico1}}</w:t>
+            </w:r>
+          </w:p>
+        </w:tc>
+        <w:tc>
+          <w:tcPr>
+            <w:tcW w:w="1560" w:type="dxa"/>
             <w:vAlign w:val="center"/>
           </w:tcPr>
           <w:p>
@@ -9406,7 +9376,38 @@
               <w:autoSpaceDE w:val="0"/>
               <w:autoSpaceDN w:val="0"/>
               <w:adjustRightInd w:val="0"/>
-              <w:jc w:val="center"/>
+              <w:jc w:val="both"/>
+              <w:rPr>
+                <w:rFonts w:ascii="Arial Nova Cond" w:hAnsi="Arial Nova Cond" w:cs="Arial"/>
+                <w:color w:val="000000"/>
+                <w:kern w:val="0"/>
+                <w:sz w:val="20"/>
+                <w:szCs w:val="20"/>
+              </w:rPr>
+            </w:pPr>
+            <w:r>
+              <w:rPr>
+                <w:rFonts w:ascii="Arial Nova Cond" w:hAnsi="Arial Nova Cond" w:cs="Arial"/>
+                <w:color w:val="000000"/>
+                <w:kern w:val="0"/>
+                <w:sz w:val="20"/>
+                <w:szCs w:val="20"/>
+              </w:rPr>
+              <w:t>{{competencias1}}</w:t>
+            </w:r>
+          </w:p>
+        </w:tc>
+        <w:tc>
+          <w:tcPr>
+            <w:tcW w:w="1399" w:type="dxa"/>
+            <w:vAlign w:val="center"/>
+          </w:tcPr>
+          <w:p>
+            <w:pPr>
+              <w:autoSpaceDE w:val="0"/>
+              <w:autoSpaceDN w:val="0"/>
+              <w:adjustRightInd w:val="0"/>
+              <w:jc w:val="both"/>
               <w:rPr>
                 <w:rFonts w:ascii="Arial Nova Cond" w:hAnsi="Arial Nova Cond" w:cs="Arial"/>
                 <w:color w:val="000000"/>
@@ -9435,7 +9436,7 @@
         </w:trPr>
         <w:tc>
           <w:tcPr>
-            <w:tcW w:w="875" w:type="dxa"/>
+            <w:tcW w:w="818" w:type="dxa"/>
             <w:vMerge/>
             <w:vAlign w:val="center"/>
           </w:tcPr>
@@ -9463,7 +9464,7 @@
         </w:tc>
         <w:tc>
           <w:tcPr>
-            <w:tcW w:w="1095" w:type="dxa"/>
+            <w:tcW w:w="1018" w:type="dxa"/>
             <w:vAlign w:val="center"/>
           </w:tcPr>
           <w:p>
@@ -9501,33 +9502,7 @@
         </w:tc>
         <w:tc>
           <w:tcPr>
-            <w:tcW w:w="1726" w:type="dxa"/>
-            <w:vAlign w:val="center"/>
-          </w:tcPr>
-          <w:p>
-            <w:pPr>
-              <w:pStyle w:val="NormalWeb"/>
-              <w:jc w:val="both"/>
-              <w:rPr>
-                <w:rFonts w:ascii="Arial Nova Cond" w:eastAsia="Calibri" w:hAnsi="Arial Nova Cond"/>
-                <w:sz w:val="20"/>
-                <w:szCs w:val="20"/>
-              </w:rPr>
-            </w:pPr>
-            <w:r>
-              <w:rPr>
-                <w:rFonts w:ascii="Arial Nova Cond" w:eastAsia="Calibri" w:hAnsi="Arial Nova Cond"/>
-                <w:sz w:val="20"/>
-                <w:szCs w:val="20"/>
-                <w:lang w:val="es-ES_tradnl"/>
-              </w:rPr>
-              <w:t>{{problemapotencialidad2}}</w:t>
-            </w:r>
-          </w:p>
-        </w:tc>
-        <w:tc>
-          <w:tcPr>
-            <w:tcW w:w="6169" w:type="dxa"/>
+            <w:tcW w:w="5379" w:type="dxa"/>
             <w:vAlign w:val="center"/>
           </w:tcPr>
           <w:p>
@@ -9561,7 +9536,7 @@
         </w:tc>
         <w:tc>
           <w:tcPr>
-            <w:tcW w:w="2015" w:type="dxa"/>
+            <w:tcW w:w="1984" w:type="dxa"/>
             <w:vAlign w:val="center"/>
           </w:tcPr>
           <w:p>
@@ -9592,7 +9567,7 @@
         </w:tc>
         <w:tc>
           <w:tcPr>
-            <w:tcW w:w="1634" w:type="dxa"/>
+            <w:tcW w:w="2693" w:type="dxa"/>
             <w:vAlign w:val="center"/>
           </w:tcPr>
           <w:p>
@@ -9617,13 +9592,13 @@
                 <w:sz w:val="20"/>
                 <w:szCs w:val="20"/>
               </w:rPr>
-              <w:t>{{competencias2}}</w:t>
-            </w:r>
-          </w:p>
-        </w:tc>
-        <w:tc>
-          <w:tcPr>
-            <w:tcW w:w="1337" w:type="dxa"/>
+              <w:t>{{campotematico2}}</w:t>
+            </w:r>
+          </w:p>
+        </w:tc>
+        <w:tc>
+          <w:tcPr>
+            <w:tcW w:w="1560" w:type="dxa"/>
             <w:vAlign w:val="center"/>
           </w:tcPr>
           <w:p>
@@ -9631,7 +9606,38 @@
               <w:autoSpaceDE w:val="0"/>
               <w:autoSpaceDN w:val="0"/>
               <w:adjustRightInd w:val="0"/>
-              <w:jc w:val="center"/>
+              <w:jc w:val="both"/>
+              <w:rPr>
+                <w:rFonts w:ascii="Arial Nova Cond" w:hAnsi="Arial Nova Cond" w:cs="Arial"/>
+                <w:color w:val="000000"/>
+                <w:kern w:val="0"/>
+                <w:sz w:val="20"/>
+                <w:szCs w:val="20"/>
+              </w:rPr>
+            </w:pPr>
+            <w:r>
+              <w:rPr>
+                <w:rFonts w:ascii="Arial Nova Cond" w:hAnsi="Arial Nova Cond" w:cs="Arial"/>
+                <w:color w:val="000000"/>
+                <w:kern w:val="0"/>
+                <w:sz w:val="20"/>
+                <w:szCs w:val="20"/>
+              </w:rPr>
+              <w:t>{{competencias2}}</w:t>
+            </w:r>
+          </w:p>
+        </w:tc>
+        <w:tc>
+          <w:tcPr>
+            <w:tcW w:w="1399" w:type="dxa"/>
+            <w:vAlign w:val="center"/>
+          </w:tcPr>
+          <w:p>
+            <w:pPr>
+              <w:autoSpaceDE w:val="0"/>
+              <w:autoSpaceDN w:val="0"/>
+              <w:adjustRightInd w:val="0"/>
+              <w:jc w:val="both"/>
               <w:rPr>
                 <w:rFonts w:ascii="Arial Nova Cond" w:hAnsi="Arial Nova Cond" w:cs="Arial"/>
                 <w:color w:val="000000"/>
@@ -9660,7 +9666,7 @@
         </w:trPr>
         <w:tc>
           <w:tcPr>
-            <w:tcW w:w="875" w:type="dxa"/>
+            <w:tcW w:w="818" w:type="dxa"/>
             <w:vMerge w:val="restart"/>
             <w:vAlign w:val="center"/>
           </w:tcPr>
@@ -9699,7 +9705,7 @@
         </w:tc>
         <w:tc>
           <w:tcPr>
-            <w:tcW w:w="1095" w:type="dxa"/>
+            <w:tcW w:w="1018" w:type="dxa"/>
             <w:vAlign w:val="center"/>
           </w:tcPr>
           <w:p>
@@ -9737,33 +9743,7 @@
         </w:tc>
         <w:tc>
           <w:tcPr>
-            <w:tcW w:w="1726" w:type="dxa"/>
-            <w:vAlign w:val="center"/>
-          </w:tcPr>
-          <w:p>
-            <w:pPr>
-              <w:pStyle w:val="Sinespaciado"/>
-              <w:jc w:val="both"/>
-              <w:rPr>
-                <w:rFonts w:ascii="Arial Nova Cond" w:eastAsia="Times New Roman" w:hAnsi="Arial Nova Cond" w:cs="Times New Roman"/>
-                <w:sz w:val="20"/>
-                <w:szCs w:val="20"/>
-              </w:rPr>
-            </w:pPr>
-            <w:r>
-              <w:rPr>
-                <w:rFonts w:ascii="Arial Nova Cond" w:eastAsia="Calibri" w:hAnsi="Arial Nova Cond" w:cs="Times New Roman"/>
-                <w:sz w:val="20"/>
-                <w:szCs w:val="20"/>
-                <w:lang w:val="es-ES_tradnl"/>
-              </w:rPr>
-              <w:t>{{problemapotencialidad3}}</w:t>
-            </w:r>
-          </w:p>
-        </w:tc>
-        <w:tc>
-          <w:tcPr>
-            <w:tcW w:w="6169" w:type="dxa"/>
+            <w:tcW w:w="5379" w:type="dxa"/>
             <w:vAlign w:val="center"/>
           </w:tcPr>
           <w:p>
@@ -9798,7 +9778,7 @@
         </w:tc>
         <w:tc>
           <w:tcPr>
-            <w:tcW w:w="2015" w:type="dxa"/>
+            <w:tcW w:w="1984" w:type="dxa"/>
             <w:vAlign w:val="center"/>
           </w:tcPr>
           <w:p>
@@ -9829,7 +9809,7 @@
         </w:tc>
         <w:tc>
           <w:tcPr>
-            <w:tcW w:w="1634" w:type="dxa"/>
+            <w:tcW w:w="2693" w:type="dxa"/>
             <w:vAlign w:val="center"/>
           </w:tcPr>
           <w:p>
@@ -9854,13 +9834,13 @@
                 <w:sz w:val="20"/>
                 <w:szCs w:val="20"/>
               </w:rPr>
-              <w:t>{{competencias3}}</w:t>
-            </w:r>
-          </w:p>
-        </w:tc>
-        <w:tc>
-          <w:tcPr>
-            <w:tcW w:w="1337" w:type="dxa"/>
+              <w:t>{{campotematico3}}</w:t>
+            </w:r>
+          </w:p>
+        </w:tc>
+        <w:tc>
+          <w:tcPr>
+            <w:tcW w:w="1560" w:type="dxa"/>
             <w:vAlign w:val="center"/>
           </w:tcPr>
           <w:p>
@@ -9868,7 +9848,38 @@
               <w:autoSpaceDE w:val="0"/>
               <w:autoSpaceDN w:val="0"/>
               <w:adjustRightInd w:val="0"/>
-              <w:jc w:val="center"/>
+              <w:jc w:val="both"/>
+              <w:rPr>
+                <w:rFonts w:ascii="Arial Nova Cond" w:hAnsi="Arial Nova Cond" w:cs="Arial"/>
+                <w:color w:val="000000"/>
+                <w:kern w:val="0"/>
+                <w:sz w:val="20"/>
+                <w:szCs w:val="20"/>
+              </w:rPr>
+            </w:pPr>
+            <w:r>
+              <w:rPr>
+                <w:rFonts w:ascii="Arial Nova Cond" w:hAnsi="Arial Nova Cond" w:cs="Arial"/>
+                <w:color w:val="000000"/>
+                <w:kern w:val="0"/>
+                <w:sz w:val="20"/>
+                <w:szCs w:val="20"/>
+              </w:rPr>
+              <w:t>{{competencias3}}</w:t>
+            </w:r>
+          </w:p>
+        </w:tc>
+        <w:tc>
+          <w:tcPr>
+            <w:tcW w:w="1399" w:type="dxa"/>
+            <w:vAlign w:val="center"/>
+          </w:tcPr>
+          <w:p>
+            <w:pPr>
+              <w:autoSpaceDE w:val="0"/>
+              <w:autoSpaceDN w:val="0"/>
+              <w:adjustRightInd w:val="0"/>
+              <w:jc w:val="both"/>
               <w:rPr>
                 <w:rFonts w:ascii="Arial Nova Cond" w:hAnsi="Arial Nova Cond" w:cs="Arial"/>
                 <w:color w:val="000000"/>
@@ -9897,7 +9908,7 @@
         </w:trPr>
         <w:tc>
           <w:tcPr>
-            <w:tcW w:w="875" w:type="dxa"/>
+            <w:tcW w:w="818" w:type="dxa"/>
             <w:vMerge/>
             <w:vAlign w:val="center"/>
           </w:tcPr>
@@ -9925,7 +9936,7 @@
         </w:tc>
         <w:tc>
           <w:tcPr>
-            <w:tcW w:w="1095" w:type="dxa"/>
+            <w:tcW w:w="1018" w:type="dxa"/>
             <w:vAlign w:val="center"/>
           </w:tcPr>
           <w:p>
@@ -9963,33 +9974,7 @@
         </w:tc>
         <w:tc>
           <w:tcPr>
-            <w:tcW w:w="1726" w:type="dxa"/>
-            <w:vAlign w:val="center"/>
-          </w:tcPr>
-          <w:p>
-            <w:pPr>
-              <w:pStyle w:val="Sinespaciado"/>
-              <w:jc w:val="both"/>
-              <w:rPr>
-                <w:rFonts w:ascii="Arial Nova Cond" w:hAnsi="Arial Nova Cond"/>
-                <w:sz w:val="20"/>
-                <w:szCs w:val="20"/>
-              </w:rPr>
-            </w:pPr>
-            <w:r>
-              <w:rPr>
-                <w:rFonts w:ascii="Arial Nova Cond" w:eastAsia="Calibri" w:hAnsi="Arial Nova Cond" w:cs="Times New Roman"/>
-                <w:sz w:val="20"/>
-                <w:szCs w:val="20"/>
-                <w:lang w:val="es-ES_tradnl"/>
-              </w:rPr>
-              <w:t>{{problemapotencialidad4}}</w:t>
-            </w:r>
-          </w:p>
-        </w:tc>
-        <w:tc>
-          <w:tcPr>
-            <w:tcW w:w="6169" w:type="dxa"/>
+            <w:tcW w:w="5379" w:type="dxa"/>
             <w:vAlign w:val="center"/>
           </w:tcPr>
           <w:p>
@@ -10024,7 +10009,7 @@
         </w:tc>
         <w:tc>
           <w:tcPr>
-            <w:tcW w:w="2015" w:type="dxa"/>
+            <w:tcW w:w="1984" w:type="dxa"/>
             <w:vAlign w:val="center"/>
           </w:tcPr>
           <w:p>
@@ -10055,7 +10040,7 @@
         </w:tc>
         <w:tc>
           <w:tcPr>
-            <w:tcW w:w="1634" w:type="dxa"/>
+            <w:tcW w:w="2693" w:type="dxa"/>
             <w:vAlign w:val="center"/>
           </w:tcPr>
           <w:p>
@@ -10080,13 +10065,13 @@
                 <w:sz w:val="20"/>
                 <w:szCs w:val="20"/>
               </w:rPr>
-              <w:t>{{competencias4}}</w:t>
-            </w:r>
-          </w:p>
-        </w:tc>
-        <w:tc>
-          <w:tcPr>
-            <w:tcW w:w="1337" w:type="dxa"/>
+              <w:t>{{campotematico4}}</w:t>
+            </w:r>
+          </w:p>
+        </w:tc>
+        <w:tc>
+          <w:tcPr>
+            <w:tcW w:w="1560" w:type="dxa"/>
             <w:vAlign w:val="center"/>
           </w:tcPr>
           <w:p>
@@ -10094,7 +10079,38 @@
               <w:autoSpaceDE w:val="0"/>
               <w:autoSpaceDN w:val="0"/>
               <w:adjustRightInd w:val="0"/>
-              <w:jc w:val="center"/>
+              <w:jc w:val="both"/>
+              <w:rPr>
+                <w:rFonts w:ascii="Arial Nova Cond" w:hAnsi="Arial Nova Cond" w:cs="Arial"/>
+                <w:color w:val="000000"/>
+                <w:kern w:val="0"/>
+                <w:sz w:val="20"/>
+                <w:szCs w:val="20"/>
+              </w:rPr>
+            </w:pPr>
+            <w:r>
+              <w:rPr>
+                <w:rFonts w:ascii="Arial Nova Cond" w:hAnsi="Arial Nova Cond" w:cs="Arial"/>
+                <w:color w:val="000000"/>
+                <w:kern w:val="0"/>
+                <w:sz w:val="20"/>
+                <w:szCs w:val="20"/>
+              </w:rPr>
+              <w:t>{{competencias4}}</w:t>
+            </w:r>
+          </w:p>
+        </w:tc>
+        <w:tc>
+          <w:tcPr>
+            <w:tcW w:w="1399" w:type="dxa"/>
+            <w:vAlign w:val="center"/>
+          </w:tcPr>
+          <w:p>
+            <w:pPr>
+              <w:autoSpaceDE w:val="0"/>
+              <w:autoSpaceDN w:val="0"/>
+              <w:adjustRightInd w:val="0"/>
+              <w:jc w:val="both"/>
               <w:rPr>
                 <w:rFonts w:ascii="Arial Nova Cond" w:hAnsi="Arial Nova Cond" w:cs="Arial"/>
                 <w:color w:val="000000"/>
@@ -10123,7 +10139,7 @@
         </w:trPr>
         <w:tc>
           <w:tcPr>
-            <w:tcW w:w="875" w:type="dxa"/>
+            <w:tcW w:w="818" w:type="dxa"/>
             <w:vMerge w:val="restart"/>
             <w:vAlign w:val="center"/>
           </w:tcPr>
@@ -10162,7 +10178,7 @@
         </w:tc>
         <w:tc>
           <w:tcPr>
-            <w:tcW w:w="1095" w:type="dxa"/>
+            <w:tcW w:w="1018" w:type="dxa"/>
             <w:vAlign w:val="center"/>
           </w:tcPr>
           <w:p>
@@ -10200,34 +10216,7 @@
         </w:tc>
         <w:tc>
           <w:tcPr>
-            <w:tcW w:w="1726" w:type="dxa"/>
-            <w:vAlign w:val="center"/>
-          </w:tcPr>
-          <w:p>
-            <w:pPr>
-              <w:pStyle w:val="Sinespaciado"/>
-              <w:jc w:val="both"/>
-              <w:rPr>
-                <w:rFonts w:ascii="Arial Nova Cond" w:hAnsi="Arial Nova Cond"/>
-                <w:color w:val="000000" w:themeColor="text1"/>
-                <w:sz w:val="20"/>
-                <w:szCs w:val="20"/>
-              </w:rPr>
-            </w:pPr>
-            <w:r>
-              <w:rPr>
-                <w:rFonts w:ascii="Arial Nova Cond" w:eastAsia="Calibri" w:hAnsi="Arial Nova Cond" w:cs="Times New Roman"/>
-                <w:sz w:val="20"/>
-                <w:szCs w:val="20"/>
-                <w:lang w:val="es-ES_tradnl"/>
-              </w:rPr>
-              <w:t>{{problemapotencialidad5}}</w:t>
-            </w:r>
-          </w:p>
-        </w:tc>
-        <w:tc>
-          <w:tcPr>
-            <w:tcW w:w="6169" w:type="dxa"/>
+            <w:tcW w:w="5379" w:type="dxa"/>
             <w:vAlign w:val="center"/>
           </w:tcPr>
           <w:p>
@@ -10256,13 +10245,13 @@
                 <w:szCs w:val="20"/>
                 <w:lang w:val="es-ES_tradnl"/>
               </w:rPr>
-              <w:t>{{situacionsignificativa5}}</w:t>
-            </w:r>
-          </w:p>
-        </w:tc>
-        <w:tc>
-          <w:tcPr>
-            <w:tcW w:w="2015" w:type="dxa"/>
+              <w:t xml:space="preserve">{{situacionsignificativa5}} </w:t>
+            </w:r>
+          </w:p>
+        </w:tc>
+        <w:tc>
+          <w:tcPr>
+            <w:tcW w:w="1984" w:type="dxa"/>
             <w:vAlign w:val="center"/>
           </w:tcPr>
           <w:p>
@@ -10293,7 +10282,7 @@
         </w:tc>
         <w:tc>
           <w:tcPr>
-            <w:tcW w:w="1634" w:type="dxa"/>
+            <w:tcW w:w="2693" w:type="dxa"/>
             <w:vAlign w:val="center"/>
           </w:tcPr>
           <w:p>
@@ -10318,13 +10307,13 @@
                 <w:sz w:val="20"/>
                 <w:szCs w:val="20"/>
               </w:rPr>
-              <w:t>{{competencias5}}</w:t>
-            </w:r>
-          </w:p>
-        </w:tc>
-        <w:tc>
-          <w:tcPr>
-            <w:tcW w:w="1337" w:type="dxa"/>
+              <w:t>{{campotematico5}}</w:t>
+            </w:r>
+          </w:p>
+        </w:tc>
+        <w:tc>
+          <w:tcPr>
+            <w:tcW w:w="1560" w:type="dxa"/>
             <w:vAlign w:val="center"/>
           </w:tcPr>
           <w:p>
@@ -10332,7 +10321,38 @@
               <w:autoSpaceDE w:val="0"/>
               <w:autoSpaceDN w:val="0"/>
               <w:adjustRightInd w:val="0"/>
-              <w:jc w:val="center"/>
+              <w:jc w:val="both"/>
+              <w:rPr>
+                <w:rFonts w:ascii="Arial Nova Cond" w:hAnsi="Arial Nova Cond" w:cs="Arial"/>
+                <w:color w:val="000000"/>
+                <w:kern w:val="0"/>
+                <w:sz w:val="20"/>
+                <w:szCs w:val="20"/>
+              </w:rPr>
+            </w:pPr>
+            <w:r>
+              <w:rPr>
+                <w:rFonts w:ascii="Arial Nova Cond" w:hAnsi="Arial Nova Cond" w:cs="Arial"/>
+                <w:color w:val="000000"/>
+                <w:kern w:val="0"/>
+                <w:sz w:val="20"/>
+                <w:szCs w:val="20"/>
+              </w:rPr>
+              <w:t>{{competencias5}}</w:t>
+            </w:r>
+          </w:p>
+        </w:tc>
+        <w:tc>
+          <w:tcPr>
+            <w:tcW w:w="1399" w:type="dxa"/>
+            <w:vAlign w:val="center"/>
+          </w:tcPr>
+          <w:p>
+            <w:pPr>
+              <w:autoSpaceDE w:val="0"/>
+              <w:autoSpaceDN w:val="0"/>
+              <w:adjustRightInd w:val="0"/>
+              <w:jc w:val="both"/>
               <w:rPr>
                 <w:rFonts w:ascii="Arial Nova Cond" w:hAnsi="Arial Nova Cond" w:cs="Arial"/>
                 <w:color w:val="000000"/>
@@ -10361,7 +10381,7 @@
         </w:trPr>
         <w:tc>
           <w:tcPr>
-            <w:tcW w:w="875" w:type="dxa"/>
+            <w:tcW w:w="818" w:type="dxa"/>
             <w:vMerge/>
             <w:vAlign w:val="center"/>
           </w:tcPr>
@@ -10389,7 +10409,7 @@
         </w:tc>
         <w:tc>
           <w:tcPr>
-            <w:tcW w:w="1095" w:type="dxa"/>
+            <w:tcW w:w="1018" w:type="dxa"/>
             <w:vAlign w:val="center"/>
           </w:tcPr>
           <w:p>
@@ -10427,33 +10447,7 @@
         </w:tc>
         <w:tc>
           <w:tcPr>
-            <w:tcW w:w="1726" w:type="dxa"/>
-            <w:vAlign w:val="center"/>
-          </w:tcPr>
-          <w:p>
-            <w:pPr>
-              <w:pStyle w:val="Sinespaciado"/>
-              <w:jc w:val="both"/>
-              <w:rPr>
-                <w:rFonts w:ascii="Arial Nova Cond" w:hAnsi="Arial Nova Cond"/>
-                <w:sz w:val="20"/>
-                <w:szCs w:val="20"/>
-              </w:rPr>
-            </w:pPr>
-            <w:r>
-              <w:rPr>
-                <w:rFonts w:ascii="Arial Nova Cond" w:eastAsia="Calibri" w:hAnsi="Arial Nova Cond" w:cs="Times New Roman"/>
-                <w:sz w:val="20"/>
-                <w:szCs w:val="20"/>
-                <w:lang w:val="es-ES_tradnl"/>
-              </w:rPr>
-              <w:t>{{problemapotencialidad6}}</w:t>
-            </w:r>
-          </w:p>
-        </w:tc>
-        <w:tc>
-          <w:tcPr>
-            <w:tcW w:w="6169" w:type="dxa"/>
+            <w:tcW w:w="5379" w:type="dxa"/>
             <w:vAlign w:val="center"/>
           </w:tcPr>
           <w:p>
@@ -10487,7 +10481,7 @@
         </w:tc>
         <w:tc>
           <w:tcPr>
-            <w:tcW w:w="2015" w:type="dxa"/>
+            <w:tcW w:w="1984" w:type="dxa"/>
             <w:vAlign w:val="center"/>
           </w:tcPr>
           <w:p>
@@ -10518,7 +10512,7 @@
         </w:tc>
         <w:tc>
           <w:tcPr>
-            <w:tcW w:w="1634" w:type="dxa"/>
+            <w:tcW w:w="2693" w:type="dxa"/>
             <w:vAlign w:val="center"/>
           </w:tcPr>
           <w:p>
@@ -10543,13 +10537,13 @@
                 <w:sz w:val="20"/>
                 <w:szCs w:val="20"/>
               </w:rPr>
-              <w:t>{{competencias6}}</w:t>
-            </w:r>
-          </w:p>
-        </w:tc>
-        <w:tc>
-          <w:tcPr>
-            <w:tcW w:w="1337" w:type="dxa"/>
+              <w:t>{{campotematico6}}</w:t>
+            </w:r>
+          </w:p>
+        </w:tc>
+        <w:tc>
+          <w:tcPr>
+            <w:tcW w:w="1560" w:type="dxa"/>
             <w:vAlign w:val="center"/>
           </w:tcPr>
           <w:p>
@@ -10557,7 +10551,38 @@
               <w:autoSpaceDE w:val="0"/>
               <w:autoSpaceDN w:val="0"/>
               <w:adjustRightInd w:val="0"/>
-              <w:jc w:val="center"/>
+              <w:jc w:val="both"/>
+              <w:rPr>
+                <w:rFonts w:ascii="Arial Nova Cond" w:hAnsi="Arial Nova Cond" w:cs="Arial"/>
+                <w:color w:val="000000"/>
+                <w:kern w:val="0"/>
+                <w:sz w:val="20"/>
+                <w:szCs w:val="20"/>
+              </w:rPr>
+            </w:pPr>
+            <w:r>
+              <w:rPr>
+                <w:rFonts w:ascii="Arial Nova Cond" w:hAnsi="Arial Nova Cond" w:cs="Arial"/>
+                <w:color w:val="000000"/>
+                <w:kern w:val="0"/>
+                <w:sz w:val="20"/>
+                <w:szCs w:val="20"/>
+              </w:rPr>
+              <w:t>{{competencias6}}</w:t>
+            </w:r>
+          </w:p>
+        </w:tc>
+        <w:tc>
+          <w:tcPr>
+            <w:tcW w:w="1399" w:type="dxa"/>
+            <w:vAlign w:val="center"/>
+          </w:tcPr>
+          <w:p>
+            <w:pPr>
+              <w:autoSpaceDE w:val="0"/>
+              <w:autoSpaceDN w:val="0"/>
+              <w:adjustRightInd w:val="0"/>
+              <w:jc w:val="both"/>
               <w:rPr>
                 <w:rFonts w:ascii="Arial Nova Cond" w:hAnsi="Arial Nova Cond" w:cs="Arial"/>
                 <w:color w:val="000000"/>
@@ -10586,7 +10611,7 @@
         </w:trPr>
         <w:tc>
           <w:tcPr>
-            <w:tcW w:w="875" w:type="dxa"/>
+            <w:tcW w:w="818" w:type="dxa"/>
             <w:vMerge w:val="restart"/>
             <w:vAlign w:val="center"/>
           </w:tcPr>
@@ -10625,7 +10650,7 @@
         </w:tc>
         <w:tc>
           <w:tcPr>
-            <w:tcW w:w="1095" w:type="dxa"/>
+            <w:tcW w:w="1018" w:type="dxa"/>
             <w:vAlign w:val="center"/>
           </w:tcPr>
           <w:p>
@@ -10663,7 +10688,7 @@
         </w:tc>
         <w:tc>
           <w:tcPr>
-            <w:tcW w:w="1726" w:type="dxa"/>
+            <w:tcW w:w="5379" w:type="dxa"/>
             <w:vAlign w:val="center"/>
           </w:tcPr>
           <w:p>
@@ -10676,62 +10701,28 @@
               </w:tabs>
               <w:spacing w:line="276" w:lineRule="auto"/>
               <w:ind w:left="0"/>
+              <w:jc w:val="both"/>
+              <w:rPr>
+                <w:rFonts w:ascii="Arial Nova Cond" w:hAnsi="Arial Nova Cond"/>
+                <w:color w:val="000000" w:themeColor="text1"/>
+                <w:sz w:val="20"/>
+                <w:szCs w:val="20"/>
+              </w:rPr>
+            </w:pPr>
+            <w:r>
               <w:rPr>
                 <w:rFonts w:ascii="Arial Nova Cond" w:eastAsia="Calibri" w:hAnsi="Arial Nova Cond" w:cs="Times New Roman"/>
-                <w:color w:val="000000" w:themeColor="text1"/>
                 <w:sz w:val="20"/>
                 <w:szCs w:val="20"/>
                 <w:lang w:val="es-ES_tradnl"/>
               </w:rPr>
-            </w:pPr>
-            <w:r>
-              <w:rPr>
-                <w:rFonts w:ascii="Arial Nova Cond" w:eastAsia="Calibri" w:hAnsi="Arial Nova Cond" w:cs="Times New Roman"/>
-                <w:sz w:val="20"/>
-                <w:szCs w:val="20"/>
-                <w:lang w:val="es-ES_tradnl"/>
-              </w:rPr>
-              <w:t>{{problemapotencialidad7}}</w:t>
-            </w:r>
-          </w:p>
-        </w:tc>
-        <w:tc>
-          <w:tcPr>
-            <w:tcW w:w="6169" w:type="dxa"/>
-            <w:vAlign w:val="center"/>
-          </w:tcPr>
-          <w:p>
-            <w:pPr>
-              <w:pStyle w:val="Prrafodelista"/>
-              <w:tabs>
-                <w:tab w:val="left" w:pos="0"/>
-                <w:tab w:val="left" w:pos="142"/>
-                <w:tab w:val="left" w:pos="284"/>
-              </w:tabs>
-              <w:spacing w:line="276" w:lineRule="auto"/>
-              <w:ind w:left="0"/>
-              <w:jc w:val="both"/>
-              <w:rPr>
-                <w:rFonts w:ascii="Arial Nova Cond" w:hAnsi="Arial Nova Cond"/>
-                <w:color w:val="000000" w:themeColor="text1"/>
-                <w:sz w:val="20"/>
-                <w:szCs w:val="20"/>
-              </w:rPr>
-            </w:pPr>
-            <w:r>
-              <w:rPr>
-                <w:rFonts w:ascii="Arial Nova Cond" w:eastAsia="Calibri" w:hAnsi="Arial Nova Cond" w:cs="Times New Roman"/>
-                <w:sz w:val="20"/>
-                <w:szCs w:val="20"/>
-                <w:lang w:val="es-ES_tradnl"/>
-              </w:rPr>
               <w:t>{{situacionsignificativa7}}</w:t>
             </w:r>
           </w:p>
         </w:tc>
         <w:tc>
           <w:tcPr>
-            <w:tcW w:w="2015" w:type="dxa"/>
+            <w:tcW w:w="1984" w:type="dxa"/>
             <w:vAlign w:val="center"/>
           </w:tcPr>
           <w:p>
@@ -10762,7 +10753,7 @@
         </w:tc>
         <w:tc>
           <w:tcPr>
-            <w:tcW w:w="1634" w:type="dxa"/>
+            <w:tcW w:w="2693" w:type="dxa"/>
             <w:vAlign w:val="center"/>
           </w:tcPr>
           <w:p>
@@ -10787,13 +10778,13 @@
                 <w:sz w:val="20"/>
                 <w:szCs w:val="20"/>
               </w:rPr>
-              <w:t>{{competencias7}}</w:t>
-            </w:r>
-          </w:p>
-        </w:tc>
-        <w:tc>
-          <w:tcPr>
-            <w:tcW w:w="1337" w:type="dxa"/>
+              <w:t>{{campotematico7}}</w:t>
+            </w:r>
+          </w:p>
+        </w:tc>
+        <w:tc>
+          <w:tcPr>
+            <w:tcW w:w="1560" w:type="dxa"/>
             <w:vAlign w:val="center"/>
           </w:tcPr>
           <w:p>
@@ -10801,7 +10792,38 @@
               <w:autoSpaceDE w:val="0"/>
               <w:autoSpaceDN w:val="0"/>
               <w:adjustRightInd w:val="0"/>
-              <w:jc w:val="center"/>
+              <w:jc w:val="both"/>
+              <w:rPr>
+                <w:rFonts w:ascii="Arial Nova Cond" w:hAnsi="Arial Nova Cond" w:cs="Arial"/>
+                <w:color w:val="000000"/>
+                <w:kern w:val="0"/>
+                <w:sz w:val="20"/>
+                <w:szCs w:val="20"/>
+              </w:rPr>
+            </w:pPr>
+            <w:r>
+              <w:rPr>
+                <w:rFonts w:ascii="Arial Nova Cond" w:hAnsi="Arial Nova Cond" w:cs="Arial"/>
+                <w:color w:val="000000"/>
+                <w:kern w:val="0"/>
+                <w:sz w:val="20"/>
+                <w:szCs w:val="20"/>
+              </w:rPr>
+              <w:t>{{competencias7}}</w:t>
+            </w:r>
+          </w:p>
+        </w:tc>
+        <w:tc>
+          <w:tcPr>
+            <w:tcW w:w="1399" w:type="dxa"/>
+            <w:vAlign w:val="center"/>
+          </w:tcPr>
+          <w:p>
+            <w:pPr>
+              <w:autoSpaceDE w:val="0"/>
+              <w:autoSpaceDN w:val="0"/>
+              <w:adjustRightInd w:val="0"/>
+              <w:jc w:val="both"/>
               <w:rPr>
                 <w:rFonts w:ascii="Arial Nova Cond" w:hAnsi="Arial Nova Cond" w:cs="Arial"/>
                 <w:color w:val="000000"/>
@@ -10830,7 +10852,7 @@
         </w:trPr>
         <w:tc>
           <w:tcPr>
-            <w:tcW w:w="875" w:type="dxa"/>
+            <w:tcW w:w="818" w:type="dxa"/>
             <w:vMerge/>
             <w:vAlign w:val="center"/>
           </w:tcPr>
@@ -10858,7 +10880,7 @@
         </w:tc>
         <w:tc>
           <w:tcPr>
-            <w:tcW w:w="1095" w:type="dxa"/>
+            <w:tcW w:w="1018" w:type="dxa"/>
             <w:vAlign w:val="center"/>
           </w:tcPr>
           <w:p>
@@ -10896,7 +10918,7 @@
         </w:tc>
         <w:tc>
           <w:tcPr>
-            <w:tcW w:w="1726" w:type="dxa"/>
+            <w:tcW w:w="5379" w:type="dxa"/>
             <w:vAlign w:val="center"/>
           </w:tcPr>
           <w:p>
@@ -10909,6 +10931,7 @@
               </w:tabs>
               <w:spacing w:line="276" w:lineRule="auto"/>
               <w:ind w:left="0"/>
+              <w:jc w:val="both"/>
               <w:rPr>
                 <w:rFonts w:ascii="Arial Nova Cond" w:eastAsia="Calibri" w:hAnsi="Arial Nova Cond" w:cs="Times New Roman"/>
                 <w:color w:val="000000" w:themeColor="text1"/>
@@ -10924,48 +10947,13 @@
                 <w:szCs w:val="20"/>
                 <w:lang w:val="es-ES_tradnl"/>
               </w:rPr>
-              <w:t>{{problemapotencialidad8}}</w:t>
-            </w:r>
-          </w:p>
-        </w:tc>
-        <w:tc>
-          <w:tcPr>
-            <w:tcW w:w="6169" w:type="dxa"/>
-            <w:vAlign w:val="center"/>
-          </w:tcPr>
-          <w:p>
-            <w:pPr>
-              <w:pStyle w:val="Prrafodelista"/>
-              <w:tabs>
-                <w:tab w:val="left" w:pos="0"/>
-                <w:tab w:val="left" w:pos="142"/>
-                <w:tab w:val="left" w:pos="284"/>
-              </w:tabs>
-              <w:spacing w:line="276" w:lineRule="auto"/>
-              <w:ind w:left="0"/>
-              <w:jc w:val="both"/>
-              <w:rPr>
-                <w:rFonts w:ascii="Arial Nova Cond" w:eastAsia="Calibri" w:hAnsi="Arial Nova Cond" w:cs="Times New Roman"/>
-                <w:color w:val="000000" w:themeColor="text1"/>
-                <w:sz w:val="20"/>
-                <w:szCs w:val="20"/>
-                <w:lang w:val="es-ES_tradnl"/>
-              </w:rPr>
-            </w:pPr>
-            <w:r>
-              <w:rPr>
-                <w:rFonts w:ascii="Arial Nova Cond" w:eastAsia="Calibri" w:hAnsi="Arial Nova Cond" w:cs="Times New Roman"/>
-                <w:sz w:val="20"/>
-                <w:szCs w:val="20"/>
-                <w:lang w:val="es-ES_tradnl"/>
-              </w:rPr>
               <w:t>{{situacionsignificativa8}}</w:t>
             </w:r>
           </w:p>
         </w:tc>
         <w:tc>
           <w:tcPr>
-            <w:tcW w:w="2015" w:type="dxa"/>
+            <w:tcW w:w="1984" w:type="dxa"/>
             <w:vAlign w:val="center"/>
           </w:tcPr>
           <w:p>
@@ -10995,7 +10983,7 @@
         </w:tc>
         <w:tc>
           <w:tcPr>
-            <w:tcW w:w="1634" w:type="dxa"/>
+            <w:tcW w:w="2693" w:type="dxa"/>
             <w:vAlign w:val="center"/>
           </w:tcPr>
           <w:p>
@@ -11020,13 +11008,13 @@
                 <w:sz w:val="20"/>
                 <w:szCs w:val="20"/>
               </w:rPr>
-              <w:t>{{competencias8}}</w:t>
-            </w:r>
-          </w:p>
-        </w:tc>
-        <w:tc>
-          <w:tcPr>
-            <w:tcW w:w="1337" w:type="dxa"/>
+              <w:t>{{campotematico8}}</w:t>
+            </w:r>
+          </w:p>
+        </w:tc>
+        <w:tc>
+          <w:tcPr>
+            <w:tcW w:w="1560" w:type="dxa"/>
             <w:vAlign w:val="center"/>
           </w:tcPr>
           <w:p>
@@ -11034,7 +11022,7 @@
               <w:autoSpaceDE w:val="0"/>
               <w:autoSpaceDN w:val="0"/>
               <w:adjustRightInd w:val="0"/>
-              <w:jc w:val="center"/>
+              <w:jc w:val="both"/>
               <w:rPr>
                 <w:rFonts w:ascii="Arial Nova Cond" w:hAnsi="Arial Nova Cond" w:cs="Arial"/>
                 <w:color w:val="000000"/>
@@ -11051,6 +11039,37 @@
                 <w:sz w:val="20"/>
                 <w:szCs w:val="20"/>
               </w:rPr>
+              <w:t>{{competencias8}}</w:t>
+            </w:r>
+          </w:p>
+        </w:tc>
+        <w:tc>
+          <w:tcPr>
+            <w:tcW w:w="1399" w:type="dxa"/>
+            <w:vAlign w:val="center"/>
+          </w:tcPr>
+          <w:p>
+            <w:pPr>
+              <w:autoSpaceDE w:val="0"/>
+              <w:autoSpaceDN w:val="0"/>
+              <w:adjustRightInd w:val="0"/>
+              <w:jc w:val="both"/>
+              <w:rPr>
+                <w:rFonts w:ascii="Arial Nova Cond" w:hAnsi="Arial Nova Cond" w:cs="Arial"/>
+                <w:color w:val="000000"/>
+                <w:kern w:val="0"/>
+                <w:sz w:val="20"/>
+                <w:szCs w:val="20"/>
+              </w:rPr>
+            </w:pPr>
+            <w:r>
+              <w:rPr>
+                <w:rFonts w:ascii="Arial Nova Cond" w:hAnsi="Arial Nova Cond" w:cs="Arial"/>
+                <w:color w:val="000000"/>
+                <w:kern w:val="0"/>
+                <w:sz w:val="20"/>
+                <w:szCs w:val="20"/>
+              </w:rPr>
               <w:t>{{producto8}}</w:t>
             </w:r>
           </w:p>
@@ -11058,18 +11077,6 @@
       </w:tr>
       <w:bookmarkEnd w:id="1"/>
     </w:tbl>
-    <w:p>
-      <w:pPr>
-        <w:spacing w:line="276" w:lineRule="auto"/>
-        <w:ind w:right="-455"/>
-        <w:rPr>
-          <w:rFonts w:ascii="Arial Nova Cond Light" w:hAnsi="Arial Nova Cond Light" w:cs="Times New Roman"/>
-          <w:b/>
-          <w:bCs/>
-          <w:color w:val="000000" w:themeColor="text1"/>
-        </w:rPr>
-      </w:pPr>
-    </w:p>
     <w:p>
       <w:pPr>
         <w:spacing w:line="276" w:lineRule="auto"/>
@@ -11106,6 +11113,7 @@
           <w:bCs/>
           <w:color w:val="000000" w:themeColor="text1"/>
         </w:rPr>
+        <w:lastRenderedPageBreak/>
         <w:t xml:space="preserve">ORGANIZACIÓN DE LOS PROPÓSITOS DE APRENDIZAJE: </w:t>
       </w:r>
     </w:p>
@@ -12377,7 +12385,6 @@
                 <w:sz w:val="18"/>
                 <w:szCs w:val="18"/>
               </w:rPr>
-              <w:lastRenderedPageBreak/>
               <w:t>CONSTRUYE SU IDENTIDAD COMO PERSONA, AMADA POR DIOS, DIGNA, LIBRE Y TRASCENDENTE, COMPRENDIENDO LA DOCTRINA DE SU PROPIA RELIGIÓN, ABIERTO AL DIÁLOGO CON LAS QUE LE SON CERCANAS</w:t>
             </w:r>
           </w:p>
@@ -12817,6 +12824,7 @@
                 <w:sz w:val="20"/>
                 <w:szCs w:val="20"/>
               </w:rPr>
+              <w:lastRenderedPageBreak/>
               <w:t>COMPETENCIAS TRANSVERSALES</w:t>
             </w:r>
           </w:p>
@@ -14555,7 +14563,6 @@
                 <w:sz w:val="20"/>
                 <w:szCs w:val="20"/>
               </w:rPr>
-              <w:lastRenderedPageBreak/>
               <w:t>GESTIONA SU APRENDIZAJE DE MANERA AUTÓNOMA</w:t>
             </w:r>
           </w:p>
@@ -15635,6 +15642,7 @@
                 <w:sz w:val="20"/>
                 <w:szCs w:val="20"/>
               </w:rPr>
+              <w:lastRenderedPageBreak/>
               <w:t>Enfoque de derechos.</w:t>
             </w:r>
           </w:p>
@@ -17569,7 +17577,6 @@
                 <w:bCs/>
                 <w:lang w:eastAsia="es-ES"/>
               </w:rPr>
-              <w:lastRenderedPageBreak/>
               <w:t xml:space="preserve">Se desenvuelve en los entornos virtuales cuando interactúa en diversos espacios (como portales educativos, foros, redes sociales, entre otros) de manera consciente y sistemática administrando información y creando materiales digitales en interacción con sus pares de distintos contextos socioculturales expresando su identidad personal. </w:t>
             </w:r>
           </w:p>
@@ -17626,7 +17633,6 @@
                 <w:b/>
                 <w:lang w:eastAsia="es-ES"/>
               </w:rPr>
-              <w:lastRenderedPageBreak/>
               <w:t>CAPACIDADES</w:t>
             </w:r>
           </w:p>
@@ -18002,6 +18008,7 @@
                 <w:bCs/>
                 <w:lang w:eastAsia="es-ES"/>
               </w:rPr>
+              <w:lastRenderedPageBreak/>
               <w:t xml:space="preserve">Publica y comparte, en diversos medios virtuales, proyectos o investigaciones, y genera actividades de colaboración y diálogo en distintas comunidades y redes virtuales. </w:t>
             </w:r>
             <w:r>
@@ -18065,6 +18072,7 @@
                 <w:b/>
                 <w:lang w:eastAsia="es-ES"/>
               </w:rPr>
+              <w:lastRenderedPageBreak/>
               <w:t>COMPETENCIA 2</w:t>
             </w:r>
             <w:r>
@@ -18242,7 +18250,6 @@
                 <w:b/>
                 <w:lang w:eastAsia="es-ES"/>
               </w:rPr>
-              <w:lastRenderedPageBreak/>
               <w:t>CAPACIDADES</w:t>
             </w:r>
           </w:p>
@@ -18583,6 +18590,7 @@
           <w:bCs/>
           <w:color w:val="000000" w:themeColor="text1"/>
         </w:rPr>
+        <w:lastRenderedPageBreak/>
         <w:t xml:space="preserve">ENFOQUES TRANSVERSALES: </w:t>
       </w:r>
     </w:p>
@@ -19420,7 +19428,6 @@
                 <w:lang w:val="es-PE" w:eastAsia="en-US"/>
                 <w14:ligatures w14:val="standardContextual"/>
               </w:rPr>
-              <w:lastRenderedPageBreak/>
               <w:t>Interculturalidad</w:t>
             </w:r>
           </w:p>
@@ -21743,6 +21750,7 @@
                 <w:bCs/>
                 <w:color w:val="000000" w:themeColor="text1"/>
               </w:rPr>
+              <w:lastRenderedPageBreak/>
               <w:t>Diagnóstica</w:t>
             </w:r>
           </w:p>
@@ -22376,6 +22384,7 @@
                 <w:kern w:val="0"/>
                 <w14:ligatures w14:val="none"/>
               </w:rPr>
+              <w:lastRenderedPageBreak/>
               <w:t xml:space="preserve">Manuales de </w:t>
             </w:r>
             <w:r>
@@ -22601,6 +22610,7 @@
                 <w:bCs/>
                 <w:color w:val="000000" w:themeColor="text1"/>
               </w:rPr>
+              <w:lastRenderedPageBreak/>
               <w:t>Para el estudiante</w:t>
             </w:r>
           </w:p>
@@ -23231,7 +23241,7 @@
 </file>
 
 <file path=word/endnotes.xml><?xml version="1.0" encoding="utf-8"?>
-<w:endnotes xmlns:wpc="http://schemas.microsoft.com/office/word/2010/wordprocessingCanvas" xmlns:cx="http://schemas.microsoft.com/office/drawing/2014/chartex" xmlns:cx1="http://schemas.microsoft.com/office/drawing/2015/9/8/chartex" xmlns:cx2="http://schemas.microsoft.com/office/drawing/2015/10/21/chartex" xmlns:cx3="http://schemas.microsoft.com/office/drawing/2016/5/9/chartex" xmlns:cx4="http://schemas.microsoft.com/office/drawing/2016/5/10/chartex" xmlns:cx5="http://schemas.microsoft.com/office/drawing/2016/5/11/chartex" xmlns:cx6="http://schemas.microsoft.com/office/drawing/2016/5/12/chartex" xmlns:cx7="http://schemas.microsoft.com/office/drawing/2016/5/13/chartex" xmlns:cx8="http://schemas.microsoft.com/office/drawing/2016/5/14/chartex" xmlns:mc="http://schemas.openxmlformats.org/markup-compatibility/2006" xmlns:aink="http://schemas.microsoft.com/office/drawing/2016/ink" xmlns:am3d="http://schemas.microsoft.com/office/drawing/2017/model3d" xmlns:o="urn:schemas-microsoft-com:office:office" xmlns:oel="http://schemas.microsoft.com/office/2019/extlst" xmlns:r="http://schemas.openxmlformats.org/officeDocument/2006/relationships" xmlns:m="http://schemas.openxmlformats.org/officeDocument/2006/math" xmlns:v="urn:schemas-microsoft-com:vml" xmlns:wp14="http://schemas.microsoft.com/office/word/2010/wordprocessingDrawing" xmlns:wp="http://schemas.openxmlformats.org/drawingml/2006/wordprocessingDrawing" xmlns:w10="urn:schemas-microsoft-com:office:word" xmlns:w="http://schemas.openxmlformats.org/wordprocessingml/2006/main" xmlns:w14="http://schemas.microsoft.com/office/word/2010/wordml" xmlns:w15="http://schemas.microsoft.com/office/word/2012/wordml" xmlns:w16cex="http://schemas.microsoft.com/office/word/2018/wordml/cex" xmlns:w16cid="http://schemas.microsoft.com/office/word/2016/wordml/cid" xmlns:w16="http://schemas.microsoft.com/office/word/2018/wordml" xmlns:w16du="http://schemas.microsoft.com/office/word/2023/wordml/word16du" xmlns:w16sdtdh="http://schemas.microsoft.com/office/word/2020/wordml/sdtdatahash" xmlns:w16se="http://schemas.microsoft.com/office/word/2015/wordml/symex" xmlns:wpg="http://schemas.microsoft.com/office/word/2010/wordprocessingGroup" xmlns:wpi="http://schemas.microsoft.com/office/word/2010/wordprocessingInk" xmlns:wne="http://schemas.microsoft.com/office/word/2006/wordml" xmlns:wps="http://schemas.microsoft.com/office/word/2010/wordprocessingShape" mc:Ignorable="w14 w15 w16se w16cid w16 w16cex w16sdtdh w16du wp14">
+<w:endnotes xmlns:wpc="http://schemas.microsoft.com/office/word/2010/wordprocessingCanvas" xmlns:cx="http://schemas.microsoft.com/office/drawing/2014/chartex" xmlns:cx1="http://schemas.microsoft.com/office/drawing/2015/9/8/chartex" xmlns:cx2="http://schemas.microsoft.com/office/drawing/2015/10/21/chartex" xmlns:cx3="http://schemas.microsoft.com/office/drawing/2016/5/9/chartex" xmlns:cx4="http://schemas.microsoft.com/office/drawing/2016/5/10/chartex" xmlns:cx5="http://schemas.microsoft.com/office/drawing/2016/5/11/chartex" xmlns:cx6="http://schemas.microsoft.com/office/drawing/2016/5/12/chartex" xmlns:cx7="http://schemas.microsoft.com/office/drawing/2016/5/13/chartex" xmlns:cx8="http://schemas.microsoft.com/office/drawing/2016/5/14/chartex" xmlns:mc="http://schemas.openxmlformats.org/markup-compatibility/2006" xmlns:aink="http://schemas.microsoft.com/office/drawing/2016/ink" xmlns:am3d="http://schemas.microsoft.com/office/drawing/2017/model3d" xmlns:o="urn:schemas-microsoft-com:office:office" xmlns:oel="http://schemas.microsoft.com/office/2019/extlst" xmlns:r="http://schemas.openxmlformats.org/officeDocument/2006/relationships" xmlns:m="http://schemas.openxmlformats.org/officeDocument/2006/math" xmlns:v="urn:schemas-microsoft-com:vml" xmlns:wp14="http://schemas.microsoft.com/office/word/2010/wordprocessingDrawing" xmlns:wp="http://schemas.openxmlformats.org/drawingml/2006/wordprocessingDrawing" xmlns:w10="urn:schemas-microsoft-com:office:word" xmlns:w="http://schemas.openxmlformats.org/wordprocessingml/2006/main" xmlns:w14="http://schemas.microsoft.com/office/word/2010/wordml" xmlns:w15="http://schemas.microsoft.com/office/word/2012/wordml" xmlns:w16cex="http://schemas.microsoft.com/office/word/2018/wordml/cex" xmlns:w16cid="http://schemas.microsoft.com/office/word/2016/wordml/cid" xmlns:w16="http://schemas.microsoft.com/office/word/2018/wordml" xmlns:w16du="http://schemas.microsoft.com/office/word/2023/wordml/word16du" xmlns:w16sdtdh="http://schemas.microsoft.com/office/word/2020/wordml/sdtdatahash" xmlns:w16sdtfl="http://schemas.microsoft.com/office/word/2024/wordml/sdtformatlock" xmlns:w16se="http://schemas.microsoft.com/office/word/2015/wordml/symex" xmlns:wpg="http://schemas.microsoft.com/office/word/2010/wordprocessingGroup" xmlns:wpi="http://schemas.microsoft.com/office/word/2010/wordprocessingInk" xmlns:wne="http://schemas.microsoft.com/office/word/2006/wordml" xmlns:wps="http://schemas.microsoft.com/office/word/2010/wordprocessingShape" mc:Ignorable="w14 w15 w16se w16cid w16 w16cex w16sdtdh w16sdtfl w16du wp14">
   <w:endnote w:type="separator" w:id="-1">
     <w:p>
       <w:pPr>
@@ -23256,7 +23266,7 @@
 </file>
 
 <file path=word/footer1.xml><?xml version="1.0" encoding="utf-8"?>
-<w:ftr xmlns:wpc="http://schemas.microsoft.com/office/word/2010/wordprocessingCanvas" xmlns:cx="http://schemas.microsoft.com/office/drawing/2014/chartex" xmlns:cx1="http://schemas.microsoft.com/office/drawing/2015/9/8/chartex" xmlns:cx2="http://schemas.microsoft.com/office/drawing/2015/10/21/chartex" xmlns:cx3="http://schemas.microsoft.com/office/drawing/2016/5/9/chartex" xmlns:cx4="http://schemas.microsoft.com/office/drawing/2016/5/10/chartex" xmlns:cx5="http://schemas.microsoft.com/office/drawing/2016/5/11/chartex" xmlns:cx6="http://schemas.microsoft.com/office/drawing/2016/5/12/chartex" xmlns:cx7="http://schemas.microsoft.com/office/drawing/2016/5/13/chartex" xmlns:cx8="http://schemas.microsoft.com/office/drawing/2016/5/14/chartex" xmlns:mc="http://schemas.openxmlformats.org/markup-compatibility/2006" xmlns:aink="http://schemas.microsoft.com/office/drawing/2016/ink" xmlns:am3d="http://schemas.microsoft.com/office/drawing/2017/model3d" xmlns:o="urn:schemas-microsoft-com:office:office" xmlns:oel="http://schemas.microsoft.com/office/2019/extlst" xmlns:r="http://schemas.openxmlformats.org/officeDocument/2006/relationships" xmlns:m="http://schemas.openxmlformats.org/officeDocument/2006/math" xmlns:v="urn:schemas-microsoft-com:vml" xmlns:wp14="http://schemas.microsoft.com/office/word/2010/wordprocessingDrawing" xmlns:wp="http://schemas.openxmlformats.org/drawingml/2006/wordprocessingDrawing" xmlns:w10="urn:schemas-microsoft-com:office:word" xmlns:w="http://schemas.openxmlformats.org/wordprocessingml/2006/main" xmlns:w14="http://schemas.microsoft.com/office/word/2010/wordml" xmlns:w15="http://schemas.microsoft.com/office/word/2012/wordml" xmlns:w16cex="http://schemas.microsoft.com/office/word/2018/wordml/cex" xmlns:w16cid="http://schemas.microsoft.com/office/word/2016/wordml/cid" xmlns:w16="http://schemas.microsoft.com/office/word/2018/wordml" xmlns:w16du="http://schemas.microsoft.com/office/word/2023/wordml/word16du" xmlns:w16sdtdh="http://schemas.microsoft.com/office/word/2020/wordml/sdtdatahash" xmlns:w16se="http://schemas.microsoft.com/office/word/2015/wordml/symex" xmlns:wpg="http://schemas.microsoft.com/office/word/2010/wordprocessingGroup" xmlns:wpi="http://schemas.microsoft.com/office/word/2010/wordprocessingInk" xmlns:wne="http://schemas.microsoft.com/office/word/2006/wordml" xmlns:wps="http://schemas.microsoft.com/office/word/2010/wordprocessingShape" mc:Ignorable="w14 w15 w16se w16cid w16 w16cex w16sdtdh w16du wp14">
+<w:ftr xmlns:wpc="http://schemas.microsoft.com/office/word/2010/wordprocessingCanvas" xmlns:cx="http://schemas.microsoft.com/office/drawing/2014/chartex" xmlns:cx1="http://schemas.microsoft.com/office/drawing/2015/9/8/chartex" xmlns:cx2="http://schemas.microsoft.com/office/drawing/2015/10/21/chartex" xmlns:cx3="http://schemas.microsoft.com/office/drawing/2016/5/9/chartex" xmlns:cx4="http://schemas.microsoft.com/office/drawing/2016/5/10/chartex" xmlns:cx5="http://schemas.microsoft.com/office/drawing/2016/5/11/chartex" xmlns:cx6="http://schemas.microsoft.com/office/drawing/2016/5/12/chartex" xmlns:cx7="http://schemas.microsoft.com/office/drawing/2016/5/13/chartex" xmlns:cx8="http://schemas.microsoft.com/office/drawing/2016/5/14/chartex" xmlns:mc="http://schemas.openxmlformats.org/markup-compatibility/2006" xmlns:aink="http://schemas.microsoft.com/office/drawing/2016/ink" xmlns:am3d="http://schemas.microsoft.com/office/drawing/2017/model3d" xmlns:o="urn:schemas-microsoft-com:office:office" xmlns:oel="http://schemas.microsoft.com/office/2019/extlst" xmlns:r="http://schemas.openxmlformats.org/officeDocument/2006/relationships" xmlns:m="http://schemas.openxmlformats.org/officeDocument/2006/math" xmlns:v="urn:schemas-microsoft-com:vml" xmlns:wp14="http://schemas.microsoft.com/office/word/2010/wordprocessingDrawing" xmlns:wp="http://schemas.openxmlformats.org/drawingml/2006/wordprocessingDrawing" xmlns:w10="urn:schemas-microsoft-com:office:word" xmlns:w="http://schemas.openxmlformats.org/wordprocessingml/2006/main" xmlns:w14="http://schemas.microsoft.com/office/word/2010/wordml" xmlns:w15="http://schemas.microsoft.com/office/word/2012/wordml" xmlns:w16cex="http://schemas.microsoft.com/office/word/2018/wordml/cex" xmlns:w16cid="http://schemas.microsoft.com/office/word/2016/wordml/cid" xmlns:w16="http://schemas.microsoft.com/office/word/2018/wordml" xmlns:w16du="http://schemas.microsoft.com/office/word/2023/wordml/word16du" xmlns:w16sdtdh="http://schemas.microsoft.com/office/word/2020/wordml/sdtdatahash" xmlns:w16sdtfl="http://schemas.microsoft.com/office/word/2024/wordml/sdtformatlock" xmlns:w16se="http://schemas.microsoft.com/office/word/2015/wordml/symex" xmlns:wpg="http://schemas.microsoft.com/office/word/2010/wordprocessingGroup" xmlns:wpi="http://schemas.microsoft.com/office/word/2010/wordprocessingInk" xmlns:wne="http://schemas.microsoft.com/office/word/2006/wordml" xmlns:wps="http://schemas.microsoft.com/office/word/2010/wordprocessingShape" mc:Ignorable="w14 w15 w16se w16cid w16 w16cex w16sdtdh w16sdtfl w16du wp14">
   <w:p>
     <w:pPr>
       <w:pStyle w:val="Piedepgina"/>
@@ -23721,7 +23731,7 @@
 </file>
 
 <file path=word/footnotes.xml><?xml version="1.0" encoding="utf-8"?>
-<w:footnotes xmlns:wpc="http://schemas.microsoft.com/office/word/2010/wordprocessingCanvas" xmlns:cx="http://schemas.microsoft.com/office/drawing/2014/chartex" xmlns:cx1="http://schemas.microsoft.com/office/drawing/2015/9/8/chartex" xmlns:cx2="http://schemas.microsoft.com/office/drawing/2015/10/21/chartex" xmlns:cx3="http://schemas.microsoft.com/office/drawing/2016/5/9/chartex" xmlns:cx4="http://schemas.microsoft.com/office/drawing/2016/5/10/chartex" xmlns:cx5="http://schemas.microsoft.com/office/drawing/2016/5/11/chartex" xmlns:cx6="http://schemas.microsoft.com/office/drawing/2016/5/12/chartex" xmlns:cx7="http://schemas.microsoft.com/office/drawing/2016/5/13/chartex" xmlns:cx8="http://schemas.microsoft.com/office/drawing/2016/5/14/chartex" xmlns:mc="http://schemas.openxmlformats.org/markup-compatibility/2006" xmlns:aink="http://schemas.microsoft.com/office/drawing/2016/ink" xmlns:am3d="http://schemas.microsoft.com/office/drawing/2017/model3d" xmlns:o="urn:schemas-microsoft-com:office:office" xmlns:oel="http://schemas.microsoft.com/office/2019/extlst" xmlns:r="http://schemas.openxmlformats.org/officeDocument/2006/relationships" xmlns:m="http://schemas.openxmlformats.org/officeDocument/2006/math" xmlns:v="urn:schemas-microsoft-com:vml" xmlns:wp14="http://schemas.microsoft.com/office/word/2010/wordprocessingDrawing" xmlns:wp="http://schemas.openxmlformats.org/drawingml/2006/wordprocessingDrawing" xmlns:w10="urn:schemas-microsoft-com:office:word" xmlns:w="http://schemas.openxmlformats.org/wordprocessingml/2006/main" xmlns:w14="http://schemas.microsoft.com/office/word/2010/wordml" xmlns:w15="http://schemas.microsoft.com/office/word/2012/wordml" xmlns:w16cex="http://schemas.microsoft.com/office/word/2018/wordml/cex" xmlns:w16cid="http://schemas.microsoft.com/office/word/2016/wordml/cid" xmlns:w16="http://schemas.microsoft.com/office/word/2018/wordml" xmlns:w16du="http://schemas.microsoft.com/office/word/2023/wordml/word16du" xmlns:w16sdtdh="http://schemas.microsoft.com/office/word/2020/wordml/sdtdatahash" xmlns:w16se="http://schemas.microsoft.com/office/word/2015/wordml/symex" xmlns:wpg="http://schemas.microsoft.com/office/word/2010/wordprocessingGroup" xmlns:wpi="http://schemas.microsoft.com/office/word/2010/wordprocessingInk" xmlns:wne="http://schemas.microsoft.com/office/word/2006/wordml" xmlns:wps="http://schemas.microsoft.com/office/word/2010/wordprocessingShape" mc:Ignorable="w14 w15 w16se w16cid w16 w16cex w16sdtdh w16du wp14">
+<w:footnotes xmlns:wpc="http://schemas.microsoft.com/office/word/2010/wordprocessingCanvas" xmlns:cx="http://schemas.microsoft.com/office/drawing/2014/chartex" xmlns:cx1="http://schemas.microsoft.com/office/drawing/2015/9/8/chartex" xmlns:cx2="http://schemas.microsoft.com/office/drawing/2015/10/21/chartex" xmlns:cx3="http://schemas.microsoft.com/office/drawing/2016/5/9/chartex" xmlns:cx4="http://schemas.microsoft.com/office/drawing/2016/5/10/chartex" xmlns:cx5="http://schemas.microsoft.com/office/drawing/2016/5/11/chartex" xmlns:cx6="http://schemas.microsoft.com/office/drawing/2016/5/12/chartex" xmlns:cx7="http://schemas.microsoft.com/office/drawing/2016/5/13/chartex" xmlns:cx8="http://schemas.microsoft.com/office/drawing/2016/5/14/chartex" xmlns:mc="http://schemas.openxmlformats.org/markup-compatibility/2006" xmlns:aink="http://schemas.microsoft.com/office/drawing/2016/ink" xmlns:am3d="http://schemas.microsoft.com/office/drawing/2017/model3d" xmlns:o="urn:schemas-microsoft-com:office:office" xmlns:oel="http://schemas.microsoft.com/office/2019/extlst" xmlns:r="http://schemas.openxmlformats.org/officeDocument/2006/relationships" xmlns:m="http://schemas.openxmlformats.org/officeDocument/2006/math" xmlns:v="urn:schemas-microsoft-com:vml" xmlns:wp14="http://schemas.microsoft.com/office/word/2010/wordprocessingDrawing" xmlns:wp="http://schemas.openxmlformats.org/drawingml/2006/wordprocessingDrawing" xmlns:w10="urn:schemas-microsoft-com:office:word" xmlns:w="http://schemas.openxmlformats.org/wordprocessingml/2006/main" xmlns:w14="http://schemas.microsoft.com/office/word/2010/wordml" xmlns:w15="http://schemas.microsoft.com/office/word/2012/wordml" xmlns:w16cex="http://schemas.microsoft.com/office/word/2018/wordml/cex" xmlns:w16cid="http://schemas.microsoft.com/office/word/2016/wordml/cid" xmlns:w16="http://schemas.microsoft.com/office/word/2018/wordml" xmlns:w16du="http://schemas.microsoft.com/office/word/2023/wordml/word16du" xmlns:w16sdtdh="http://schemas.microsoft.com/office/word/2020/wordml/sdtdatahash" xmlns:w16sdtfl="http://schemas.microsoft.com/office/word/2024/wordml/sdtformatlock" xmlns:w16se="http://schemas.microsoft.com/office/word/2015/wordml/symex" xmlns:wpg="http://schemas.microsoft.com/office/word/2010/wordprocessingGroup" xmlns:wpi="http://schemas.microsoft.com/office/word/2010/wordprocessingInk" xmlns:wne="http://schemas.microsoft.com/office/word/2006/wordml" xmlns:wps="http://schemas.microsoft.com/office/word/2010/wordprocessingShape" mc:Ignorable="w14 w15 w16se w16cid w16 w16cex w16sdtdh w16sdtfl w16du wp14">
   <w:footnote w:type="separator" w:id="-1">
     <w:p>
       <w:pPr>
@@ -23746,7 +23756,7 @@
 </file>
 
 <file path=word/header1.xml><?xml version="1.0" encoding="utf-8"?>
-<w:hdr xmlns:wpc="http://schemas.microsoft.com/office/word/2010/wordprocessingCanvas" xmlns:cx="http://schemas.microsoft.com/office/drawing/2014/chartex" xmlns:cx1="http://schemas.microsoft.com/office/drawing/2015/9/8/chartex" xmlns:cx2="http://schemas.microsoft.com/office/drawing/2015/10/21/chartex" xmlns:cx3="http://schemas.microsoft.com/office/drawing/2016/5/9/chartex" xmlns:cx4="http://schemas.microsoft.com/office/drawing/2016/5/10/chartex" xmlns:cx5="http://schemas.microsoft.com/office/drawing/2016/5/11/chartex" xmlns:cx6="http://schemas.microsoft.com/office/drawing/2016/5/12/chartex" xmlns:cx7="http://schemas.microsoft.com/office/drawing/2016/5/13/chartex" xmlns:cx8="http://schemas.microsoft.com/office/drawing/2016/5/14/chartex" xmlns:mc="http://schemas.openxmlformats.org/markup-compatibility/2006" xmlns:aink="http://schemas.microsoft.com/office/drawing/2016/ink" xmlns:am3d="http://schemas.microsoft.com/office/drawing/2017/model3d" xmlns:o="urn:schemas-microsoft-com:office:office" xmlns:oel="http://schemas.microsoft.com/office/2019/extlst" xmlns:r="http://schemas.openxmlformats.org/officeDocument/2006/relationships" xmlns:m="http://schemas.openxmlformats.org/officeDocument/2006/math" xmlns:v="urn:schemas-microsoft-com:vml" xmlns:wp14="http://schemas.microsoft.com/office/word/2010/wordprocessingDrawing" xmlns:wp="http://schemas.openxmlformats.org/drawingml/2006/wordprocessingDrawing" xmlns:w10="urn:schemas-microsoft-com:office:word" xmlns:w="http://schemas.openxmlformats.org/wordprocessingml/2006/main" xmlns:w14="http://schemas.microsoft.com/office/word/2010/wordml" xmlns:w15="http://schemas.microsoft.com/office/word/2012/wordml" xmlns:w16cex="http://schemas.microsoft.com/office/word/2018/wordml/cex" xmlns:w16cid="http://schemas.microsoft.com/office/word/2016/wordml/cid" xmlns:w16="http://schemas.microsoft.com/office/word/2018/wordml" xmlns:w16du="http://schemas.microsoft.com/office/word/2023/wordml/word16du" xmlns:w16sdtdh="http://schemas.microsoft.com/office/word/2020/wordml/sdtdatahash" xmlns:w16se="http://schemas.microsoft.com/office/word/2015/wordml/symex" xmlns:wpg="http://schemas.microsoft.com/office/word/2010/wordprocessingGroup" xmlns:wpi="http://schemas.microsoft.com/office/word/2010/wordprocessingInk" xmlns:wne="http://schemas.microsoft.com/office/word/2006/wordml" xmlns:wps="http://schemas.microsoft.com/office/word/2010/wordprocessingShape" mc:Ignorable="w14 w15 w16se w16cid w16 w16cex w16sdtdh w16du wp14">
+<w:hdr xmlns:wpc="http://schemas.microsoft.com/office/word/2010/wordprocessingCanvas" xmlns:cx="http://schemas.microsoft.com/office/drawing/2014/chartex" xmlns:cx1="http://schemas.microsoft.com/office/drawing/2015/9/8/chartex" xmlns:cx2="http://schemas.microsoft.com/office/drawing/2015/10/21/chartex" xmlns:cx3="http://schemas.microsoft.com/office/drawing/2016/5/9/chartex" xmlns:cx4="http://schemas.microsoft.com/office/drawing/2016/5/10/chartex" xmlns:cx5="http://schemas.microsoft.com/office/drawing/2016/5/11/chartex" xmlns:cx6="http://schemas.microsoft.com/office/drawing/2016/5/12/chartex" xmlns:cx7="http://schemas.microsoft.com/office/drawing/2016/5/13/chartex" xmlns:cx8="http://schemas.microsoft.com/office/drawing/2016/5/14/chartex" xmlns:mc="http://schemas.openxmlformats.org/markup-compatibility/2006" xmlns:aink="http://schemas.microsoft.com/office/drawing/2016/ink" xmlns:am3d="http://schemas.microsoft.com/office/drawing/2017/model3d" xmlns:o="urn:schemas-microsoft-com:office:office" xmlns:oel="http://schemas.microsoft.com/office/2019/extlst" xmlns:r="http://schemas.openxmlformats.org/officeDocument/2006/relationships" xmlns:m="http://schemas.openxmlformats.org/officeDocument/2006/math" xmlns:v="urn:schemas-microsoft-com:vml" xmlns:wp14="http://schemas.microsoft.com/office/word/2010/wordprocessingDrawing" xmlns:wp="http://schemas.openxmlformats.org/drawingml/2006/wordprocessingDrawing" xmlns:w10="urn:schemas-microsoft-com:office:word" xmlns:w="http://schemas.openxmlformats.org/wordprocessingml/2006/main" xmlns:w14="http://schemas.microsoft.com/office/word/2010/wordml" xmlns:w15="http://schemas.microsoft.com/office/word/2012/wordml" xmlns:w16cex="http://schemas.microsoft.com/office/word/2018/wordml/cex" xmlns:w16cid="http://schemas.microsoft.com/office/word/2016/wordml/cid" xmlns:w16="http://schemas.microsoft.com/office/word/2018/wordml" xmlns:w16du="http://schemas.microsoft.com/office/word/2023/wordml/word16du" xmlns:w16sdtdh="http://schemas.microsoft.com/office/word/2020/wordml/sdtdatahash" xmlns:w16sdtfl="http://schemas.microsoft.com/office/word/2024/wordml/sdtformatlock" xmlns:w16se="http://schemas.microsoft.com/office/word/2015/wordml/symex" xmlns:wpg="http://schemas.microsoft.com/office/word/2010/wordprocessingGroup" xmlns:wpi="http://schemas.microsoft.com/office/word/2010/wordprocessingInk" xmlns:wne="http://schemas.microsoft.com/office/word/2006/wordml" xmlns:wps="http://schemas.microsoft.com/office/word/2010/wordprocessingShape" mc:Ignorable="w14 w15 w16se w16cid w16 w16cex w16sdtdh w16sdtfl w16du wp14">
   <w:tbl>
     <w:tblPr>
       <w:tblStyle w:val="Tablaconcuadrcula"/>
@@ -24036,7 +24046,7 @@
 </file>
 
 <file path=word/numbering.xml><?xml version="1.0" encoding="utf-8"?>
-<w:numbering xmlns:wpc="http://schemas.microsoft.com/office/word/2010/wordprocessingCanvas" xmlns:cx="http://schemas.microsoft.com/office/drawing/2014/chartex" xmlns:cx1="http://schemas.microsoft.com/office/drawing/2015/9/8/chartex" xmlns:cx2="http://schemas.microsoft.com/office/drawing/2015/10/21/chartex" xmlns:cx3="http://schemas.microsoft.com/office/drawing/2016/5/9/chartex" xmlns:cx4="http://schemas.microsoft.com/office/drawing/2016/5/10/chartex" xmlns:cx5="http://schemas.microsoft.com/office/drawing/2016/5/11/chartex" xmlns:cx6="http://schemas.microsoft.com/office/drawing/2016/5/12/chartex" xmlns:cx7="http://schemas.microsoft.com/office/drawing/2016/5/13/chartex" xmlns:cx8="http://schemas.microsoft.com/office/drawing/2016/5/14/chartex" xmlns:mc="http://schemas.openxmlformats.org/markup-compatibility/2006" xmlns:aink="http://schemas.microsoft.com/office/drawing/2016/ink" xmlns:am3d="http://schemas.microsoft.com/office/drawing/2017/model3d" xmlns:o="urn:schemas-microsoft-com:office:office" xmlns:oel="http://schemas.microsoft.com/office/2019/extlst" xmlns:r="http://schemas.openxmlformats.org/officeDocument/2006/relationships" xmlns:m="http://schemas.openxmlformats.org/officeDocument/2006/math" xmlns:v="urn:schemas-microsoft-com:vml" xmlns:wp14="http://schemas.microsoft.com/office/word/2010/wordprocessingDrawing" xmlns:wp="http://schemas.openxmlformats.org/drawingml/2006/wordprocessingDrawing" xmlns:w10="urn:schemas-microsoft-com:office:word" xmlns:w="http://schemas.openxmlformats.org/wordprocessingml/2006/main" xmlns:w14="http://schemas.microsoft.com/office/word/2010/wordml" xmlns:w15="http://schemas.microsoft.com/office/word/2012/wordml" xmlns:w16cex="http://schemas.microsoft.com/office/word/2018/wordml/cex" xmlns:w16cid="http://schemas.microsoft.com/office/word/2016/wordml/cid" xmlns:w16="http://schemas.microsoft.com/office/word/2018/wordml" xmlns:w16du="http://schemas.microsoft.com/office/word/2023/wordml/word16du" xmlns:w16sdtdh="http://schemas.microsoft.com/office/word/2020/wordml/sdtdatahash" xmlns:w16se="http://schemas.microsoft.com/office/word/2015/wordml/symex" xmlns:wpg="http://schemas.microsoft.com/office/word/2010/wordprocessingGroup" xmlns:wpi="http://schemas.microsoft.com/office/word/2010/wordprocessingInk" xmlns:wne="http://schemas.microsoft.com/office/word/2006/wordml" xmlns:wps="http://schemas.microsoft.com/office/word/2010/wordprocessingShape" mc:Ignorable="w14 w15 w16se w16cid w16 w16cex w16sdtdh w16du wp14">
+<w:numbering xmlns:wpc="http://schemas.microsoft.com/office/word/2010/wordprocessingCanvas" xmlns:cx="http://schemas.microsoft.com/office/drawing/2014/chartex" xmlns:cx1="http://schemas.microsoft.com/office/drawing/2015/9/8/chartex" xmlns:cx2="http://schemas.microsoft.com/office/drawing/2015/10/21/chartex" xmlns:cx3="http://schemas.microsoft.com/office/drawing/2016/5/9/chartex" xmlns:cx4="http://schemas.microsoft.com/office/drawing/2016/5/10/chartex" xmlns:cx5="http://schemas.microsoft.com/office/drawing/2016/5/11/chartex" xmlns:cx6="http://schemas.microsoft.com/office/drawing/2016/5/12/chartex" xmlns:cx7="http://schemas.microsoft.com/office/drawing/2016/5/13/chartex" xmlns:cx8="http://schemas.microsoft.com/office/drawing/2016/5/14/chartex" xmlns:mc="http://schemas.openxmlformats.org/markup-compatibility/2006" xmlns:aink="http://schemas.microsoft.com/office/drawing/2016/ink" xmlns:am3d="http://schemas.microsoft.com/office/drawing/2017/model3d" xmlns:o="urn:schemas-microsoft-com:office:office" xmlns:oel="http://schemas.microsoft.com/office/2019/extlst" xmlns:r="http://schemas.openxmlformats.org/officeDocument/2006/relationships" xmlns:m="http://schemas.openxmlformats.org/officeDocument/2006/math" xmlns:v="urn:schemas-microsoft-com:vml" xmlns:wp14="http://schemas.microsoft.com/office/word/2010/wordprocessingDrawing" xmlns:wp="http://schemas.openxmlformats.org/drawingml/2006/wordprocessingDrawing" xmlns:w10="urn:schemas-microsoft-com:office:word" xmlns:w="http://schemas.openxmlformats.org/wordprocessingml/2006/main" xmlns:w14="http://schemas.microsoft.com/office/word/2010/wordml" xmlns:w15="http://schemas.microsoft.com/office/word/2012/wordml" xmlns:w16cex="http://schemas.microsoft.com/office/word/2018/wordml/cex" xmlns:w16cid="http://schemas.microsoft.com/office/word/2016/wordml/cid" xmlns:w16="http://schemas.microsoft.com/office/word/2018/wordml" xmlns:w16du="http://schemas.microsoft.com/office/word/2023/wordml/word16du" xmlns:w16sdtdh="http://schemas.microsoft.com/office/word/2020/wordml/sdtdatahash" xmlns:w16sdtfl="http://schemas.microsoft.com/office/word/2024/wordml/sdtformatlock" xmlns:w16se="http://schemas.microsoft.com/office/word/2015/wordml/symex" xmlns:wpg="http://schemas.microsoft.com/office/word/2010/wordprocessingGroup" xmlns:wpi="http://schemas.microsoft.com/office/word/2010/wordprocessingInk" xmlns:wne="http://schemas.microsoft.com/office/word/2006/wordml" xmlns:wps="http://schemas.microsoft.com/office/word/2010/wordprocessingShape" mc:Ignorable="w14 w15 w16se w16cid w16 w16cex w16sdtdh w16sdtfl w16du wp14">
   <w:abstractNum w:abstractNumId="0" w15:restartNumberingAfterBreak="0">
     <w:nsid w:val="06FD4629"/>
     <w:multiLevelType w:val="hybridMultilevel"/>
@@ -27978,7 +27988,7 @@
 </file>
 
 <file path=word/styles.xml><?xml version="1.0" encoding="utf-8"?>
-<w:styles xmlns:mc="http://schemas.openxmlformats.org/markup-compatibility/2006" xmlns:r="http://schemas.openxmlformats.org/officeDocument/2006/relationships" xmlns:w="http://schemas.openxmlformats.org/wordprocessingml/2006/main" xmlns:w14="http://schemas.microsoft.com/office/word/2010/wordml" xmlns:w15="http://schemas.microsoft.com/office/word/2012/wordml" xmlns:w16cex="http://schemas.microsoft.com/office/word/2018/wordml/cex" xmlns:w16cid="http://schemas.microsoft.com/office/word/2016/wordml/cid" xmlns:w16="http://schemas.microsoft.com/office/word/2018/wordml" xmlns:w16du="http://schemas.microsoft.com/office/word/2023/wordml/word16du" xmlns:w16sdtdh="http://schemas.microsoft.com/office/word/2020/wordml/sdtdatahash" xmlns:w16se="http://schemas.microsoft.com/office/word/2015/wordml/symex" mc:Ignorable="w14 w15 w16se w16cid w16 w16cex w16sdtdh w16du">
+<w:styles xmlns:mc="http://schemas.openxmlformats.org/markup-compatibility/2006" xmlns:r="http://schemas.openxmlformats.org/officeDocument/2006/relationships" xmlns:w="http://schemas.openxmlformats.org/wordprocessingml/2006/main" xmlns:w14="http://schemas.microsoft.com/office/word/2010/wordml" xmlns:w15="http://schemas.microsoft.com/office/word/2012/wordml" xmlns:w16cex="http://schemas.microsoft.com/office/word/2018/wordml/cex" xmlns:w16cid="http://schemas.microsoft.com/office/word/2016/wordml/cid" xmlns:w16="http://schemas.microsoft.com/office/word/2018/wordml" xmlns:w16du="http://schemas.microsoft.com/office/word/2023/wordml/word16du" xmlns:w16sdtdh="http://schemas.microsoft.com/office/word/2020/wordml/sdtdatahash" xmlns:w16sdtfl="http://schemas.microsoft.com/office/word/2024/wordml/sdtformatlock" xmlns:w16se="http://schemas.microsoft.com/office/word/2015/wordml/symex" mc:Ignorable="w14 w15 w16se w16cid w16 w16cex w16sdtdh w16sdtfl w16du">
   <w:docDefaults>
     <w:rPrDefault>
       <w:rPr>
@@ -29014,7 +29024,7 @@
       <w14:ligatures w14:val="none"/>
     </w:rPr>
   </w:style>
-  <w:style w:type="character" w:styleId="Textoennegrita">
+  <w:style w:type="character" w:styleId="Fuerte">
     <w:name w:val="Strong"/>
     <w:basedOn w:val="Fuentedeprrafopredeter"/>
     <w:uiPriority w:val="22"/>
